--- a/downloads/workbook/ai-6-week-03.docx
+++ b/downloads/workbook/ai-6-week-03.docx
@@ -889,6 +889,178 @@
         <w:t>Project connection: For the Grounded Learning Service, retain an annotated trace and the changed-case result. Name the contract or evidence that makes the deciding step valid, so another team can review it.</w:t>
       </w:r>
     </w:p>
+    <w:p>
+      <w:pPr>
+        <w:pStyle w:val="Heading1"/>
+      </w:pPr>
+      <w:r>
+        <w:t>13. Project portfolio milestone</w:t>
+      </w:r>
+    </w:p>
+    <w:p>
+      <w:r>
+        <w:t>Project: Grounded Learning Service</w:t>
+      </w:r>
+    </w:p>
+    <w:p>
+      <w:r>
+        <w:t>Current milestone: Frame the need. Name the user, the problem, allowed inputs and a safe simple starting method.</w:t>
+      </w:r>
+    </w:p>
+    <w:p>
+      <w:r>
+        <w:t>For the Grounded Learning Service, retain an annotated trace and the changed-case result. Name the contract or evidence that makes the deciding step valid, so another team can review it.</w:t>
+      </w:r>
+    </w:p>
+    <w:tbl>
+      <w:tblPr>
+        <w:tblStyle w:val="LightShading-Accent1"/>
+        <w:tblW w:type="auto" w:w="0"/>
+        <w:tblLook w:firstColumn="1" w:firstRow="1" w:lastColumn="0" w:lastRow="0" w:noHBand="0" w:noVBand="1" w:val="04A0"/>
+      </w:tblPr>
+      <w:tblGrid>
+        <w:gridCol w:w="5112"/>
+        <w:gridCol w:w="5112"/>
+      </w:tblGrid>
+      <w:tr>
+        <w:trPr>
+          <w:tblHeader/>
+        </w:trPr>
+        <w:tc>
+          <w:tcPr>
+            <w:tcW w:type="dxa" w:w="5112"/>
+          </w:tcPr>
+          <w:p>
+            <w:r>
+              <w:t>Evidence to keep</w:t>
+            </w:r>
+          </w:p>
+        </w:tc>
+        <w:tc>
+          <w:tcPr>
+            <w:tcW w:type="dxa" w:w="5112"/>
+          </w:tcPr>
+          <w:p>
+            <w:r>
+              <w:t>My record</w:t>
+            </w:r>
+          </w:p>
+        </w:tc>
+      </w:tr>
+      <w:tr>
+        <w:tc>
+          <w:tcPr>
+            <w:tcW w:type="dxa" w:w="5112"/>
+          </w:tcPr>
+          <w:p>
+            <w:r>
+              <w:t>This week’s input and deciding step</w:t>
+            </w:r>
+          </w:p>
+        </w:tc>
+        <w:tc>
+          <w:tcPr>
+            <w:tcW w:type="dxa" w:w="5112"/>
+          </w:tcPr>
+          <w:p>
+            <w:r/>
+          </w:p>
+        </w:tc>
+      </w:tr>
+      <w:tr>
+        <w:tc>
+          <w:tcPr>
+            <w:tcW w:type="dxa" w:w="5112"/>
+          </w:tcPr>
+          <w:p>
+            <w:r>
+              <w:t>Prediction and actual result (or labelled paper trace)</w:t>
+            </w:r>
+          </w:p>
+        </w:tc>
+        <w:tc>
+          <w:tcPr>
+            <w:tcW w:type="dxa" w:w="5112"/>
+          </w:tcPr>
+          <w:p>
+            <w:r/>
+          </w:p>
+        </w:tc>
+      </w:tr>
+      <w:tr>
+        <w:tc>
+          <w:tcPr>
+            <w:tcW w:type="dxa" w:w="5112"/>
+          </w:tcPr>
+          <w:p>
+            <w:r>
+              <w:t>One change since the previous checkpoint and why</w:t>
+            </w:r>
+          </w:p>
+        </w:tc>
+        <w:tc>
+          <w:tcPr>
+            <w:tcW w:type="dxa" w:w="5112"/>
+          </w:tcPr>
+          <w:p>
+            <w:r/>
+          </w:p>
+        </w:tc>
+      </w:tr>
+      <w:tr>
+        <w:tc>
+          <w:tcPr>
+            <w:tcW w:type="dxa" w:w="5112"/>
+          </w:tcPr>
+          <w:p>
+            <w:r>
+              <w:t>One error or limit and the next test</w:t>
+            </w:r>
+          </w:p>
+        </w:tc>
+        <w:tc>
+          <w:tcPr>
+            <w:tcW w:type="dxa" w:w="5112"/>
+          </w:tcPr>
+          <w:p>
+            <w:r/>
+          </w:p>
+        </w:tc>
+      </w:tr>
+    </w:tbl>
+    <w:p>
+      <w:pPr>
+        <w:pStyle w:val="Heading3"/>
+      </w:pPr>
+      <w:r>
+        <w:t>Explain what this week adds to your project. Reuse last week’s record rather than starting again.</w:t>
+      </w:r>
+    </w:p>
+    <w:p>
+      <w:r>
+        <w:t>________________________________________________________________</w:t>
+      </w:r>
+    </w:p>
+    <w:p>
+      <w:r>
+        <w:t>________________________________________________________________</w:t>
+      </w:r>
+    </w:p>
+    <w:p>
+      <w:r>
+        <w:t>________________________________________________________________</w:t>
+      </w:r>
+    </w:p>
+    <w:p>
+      <w:r>
+        <w:t>________________________________________________________________</w:t>
+      </w:r>
+    </w:p>
+    <w:p>
+      <w:r>
+        <w:t>________________________________________________________________</w:t>
+      </w:r>
+    </w:p>
     <w:sectPr>
       <w:pgSz w:w="12240" w:h="15840"/>
       <w:pgMar w:top="936" w:right="1008" w:bottom="936" w:left="1008" w:header="720" w:footer="720" w:gutter="0"/>

--- a/downloads/workbook/ai-6-week-03.docx
+++ b/downloads/workbook/ai-6-week-03.docx
@@ -1061,6 +1061,238 @@
         <w:t>________________________________________________________________</w:t>
       </w:r>
     </w:p>
+    <w:p>
+      <w:pPr>
+        <w:pStyle w:val="Heading1"/>
+      </w:pPr>
+      <w:r>
+        <w:t>14. Supported practice and learning evidence</w:t>
+      </w:r>
+    </w:p>
+    <w:p>
+      <w:r>
+        <w:t>Use this supported practice once, in the browser or on paper. Keep the reserved independent assessment for a separate first attempt before teacher feedback.</w:t>
+      </w:r>
+    </w:p>
+    <w:p>
+      <w:r>
+        <w:t>A labelled sample record. A lab tool accepts a string sample_id and an integer count of at least zero.</w:t>
+      </w:r>
+    </w:p>
+    <w:p>
+      <w:pPr>
+        <w:pStyle w:val="Heading3"/>
+      </w:pPr>
+      <w:r>
+        <w:t>Practice 1: explain the deciding evidence</w:t>
+      </w:r>
+    </w:p>
+    <w:p>
+      <w:r>
+        <w:t>Which labelled step matches this detail? Accept A; reject B before running the lab operation.</w:t>
+      </w:r>
+    </w:p>
+    <w:p>
+      <w:r>
+        <w:t>1. Inspect A</w:t>
+      </w:r>
+    </w:p>
+    <w:p>
+      <w:r>
+        <w:t>2. Inspect B</w:t>
+      </w:r>
+    </w:p>
+    <w:p>
+      <w:r>
+        <w:t>3. Return status</w:t>
+      </w:r>
+    </w:p>
+    <w:p>
+      <w:pPr>
+        <w:pStyle w:val="Heading3"/>
+      </w:pPr>
+      <w:r>
+        <w:t>My selected conclusion, deciding fact and explanation</w:t>
+      </w:r>
+    </w:p>
+    <w:p>
+      <w:r>
+        <w:t>________________________________________________________________</w:t>
+      </w:r>
+    </w:p>
+    <w:p>
+      <w:r>
+        <w:t>________________________________________________________________</w:t>
+      </w:r>
+    </w:p>
+    <w:p>
+      <w:r>
+        <w:t>________________________________________________________________</w:t>
+      </w:r>
+    </w:p>
+    <w:p>
+      <w:r>
+        <w:t>________________________________________________________________</w:t>
+      </w:r>
+    </w:p>
+    <w:p>
+      <w:r>
+        <w:t>________________________________________________________________</w:t>
+      </w:r>
+    </w:p>
+    <w:p>
+      <w:r>
+        <w:t>Hint if needed: Read the steps in the pictorial case. Match the supplied detail to the stage that performs or records it.</w:t>
+      </w:r>
+    </w:p>
+    <w:p>
+      <w:r>
+        <w:t>After your attempt, compare with the supported explanation: Return status Accept A; reject B before running the lab operation. A schema checks declared structure. Looking like a number is different from having the required numeric type.</w:t>
+      </w:r>
+    </w:p>
+    <w:p>
+      <w:pPr>
+        <w:pStyle w:val="Heading3"/>
+      </w:pPr>
+      <w:r>
+        <w:t>Practice 2: explain the deciding evidence</w:t>
+      </w:r>
+    </w:p>
+    <w:p>
+      <w:r>
+        <w:t>Changed-case practice: Change A count to -1. Which conclusion is supported by the supplied facts?</w:t>
+      </w:r>
+    </w:p>
+    <w:p>
+      <w:r>
+        <w:t>1. This one example guarantees correct results for every future input.</w:t>
+      </w:r>
+    </w:p>
+    <w:p>
+      <w:r>
+        <w:t>2. Reject A on the non-negative value rule.</w:t>
+      </w:r>
+    </w:p>
+    <w:p>
+      <w:r>
+        <w:t>3. We can decide the result without examining the changed input or the procedure.</w:t>
+      </w:r>
+    </w:p>
+    <w:p>
+      <w:pPr>
+        <w:pStyle w:val="Heading3"/>
+      </w:pPr>
+      <w:r>
+        <w:t>My selected conclusion, deciding fact and explanation</w:t>
+      </w:r>
+    </w:p>
+    <w:p>
+      <w:r>
+        <w:t>________________________________________________________________</w:t>
+      </w:r>
+    </w:p>
+    <w:p>
+      <w:r>
+        <w:t>________________________________________________________________</w:t>
+      </w:r>
+    </w:p>
+    <w:p>
+      <w:r>
+        <w:t>________________________________________________________________</w:t>
+      </w:r>
+    </w:p>
+    <w:p>
+      <w:r>
+        <w:t>________________________________________________________________</w:t>
+      </w:r>
+    </w:p>
+    <w:p>
+      <w:r>
+        <w:t>________________________________________________________________</w:t>
+      </w:r>
+    </w:p>
+    <w:p>
+      <w:r>
+        <w:t>Hint if needed: Use the changed condition and the deciding step in the pictorial trace. The answer must say what follows from those facts.</w:t>
+      </w:r>
+    </w:p>
+    <w:p>
+      <w:r>
+        <w:t>After your attempt, compare with the supported explanation: Reject A on the non-negative value rule. The type is correct but the value is outside its accepted range.</w:t>
+      </w:r>
+    </w:p>
+    <w:p>
+      <w:pPr>
+        <w:pStyle w:val="Heading3"/>
+      </w:pPr>
+      <w:r>
+        <w:t>Repair a missing building block</w:t>
+      </w:r>
+    </w:p>
+    <w:p>
+      <w:r>
+        <w:t>Review Architecture and data flow (ai-6/2). Goal: Explain the mechanism and terminology of architecture and data flow. Short practice: Label what moves along the library request, retrieval and drafting arrows. Where does 17:30 come from, and why must the service stop if the retrieval arrow is disconnected?. Return to this week and explain what you changed.</w:t>
+      </w:r>
+    </w:p>
+    <w:p>
+      <w:pPr>
+        <w:pStyle w:val="Heading3"/>
+      </w:pPr>
+      <w:r>
+        <w:t>Predict, run and debug</w:t>
+      </w:r>
+    </w:p>
+    <w:p>
+      <w:r>
+        <w:t>The browser lab lets you edit the supported Python examples already included in this lesson. Predict first, run, inspect the actual output or error, change one input, then run again. Keep code, predictions, actual results and a reasoned revision together. On paper, label your result as a trace rather than an execution.</w:t>
+      </w:r>
+    </w:p>
+    <w:p>
+      <w:pPr>
+        <w:pStyle w:val="Heading3"/>
+      </w:pPr>
+      <w:r>
+        <w:t>Keep your completed work</w:t>
+      </w:r>
+    </w:p>
+    <w:p>
+      <w:r>
+        <w:t>Use Download completed work in the hosted lesson to export your answers, reflections, practice feedback and code-run evidence. Open the HTML copy to read or print it. Drafts stay in this browser when storage is available; clear drafts on a shared device.</w:t>
+      </w:r>
+    </w:p>
+    <w:p>
+      <w:pPr>
+        <w:pStyle w:val="Heading3"/>
+      </w:pPr>
+      <w:r>
+        <w:t>What I repaired, the evidence I kept and the next test</w:t>
+      </w:r>
+    </w:p>
+    <w:p>
+      <w:r>
+        <w:t>________________________________________________________________</w:t>
+      </w:r>
+    </w:p>
+    <w:p>
+      <w:r>
+        <w:t>________________________________________________________________</w:t>
+      </w:r>
+    </w:p>
+    <w:p>
+      <w:r>
+        <w:t>________________________________________________________________</w:t>
+      </w:r>
+    </w:p>
+    <w:p>
+      <w:r>
+        <w:t>________________________________________________________________</w:t>
+      </w:r>
+    </w:p>
+    <w:p>
+      <w:r>
+        <w:t>________________________________________________________________</w:t>
+      </w:r>
+    </w:p>
     <w:sectPr>
       <w:pgSz w:w="12240" w:h="15840"/>
       <w:pgMar w:top="936" w:right="1008" w:bottom="936" w:left="1008" w:header="720" w:footer="720" w:gutter="0"/>

--- a/downloads/workbook/ai-6-week-03.docx
+++ b/downloads/workbook/ai-6-week-03.docx
@@ -30,6 +30,17 @@
     </w:p>
     <w:p>
       <w:r>
+        <w:t>Record your starting explanation for Typed contracts and schemas before opening notes. Show any later correction separately.</w:t>
+      </w:r>
+    </w:p>
+    <w:p>
+      <w:pPr>
+        <w:spacing w:line="336" w:lineRule="auto" w:after="180"/>
+      </w:pPr>
+      <w:r>
+        <w:rPr>
+          <w:b w:val="0"/>
+        </w:rPr>
         <w:t>Try the recall before opening notes. Then use a different colour or a labelled second line to correct your explanation.</w:t>
       </w:r>
     </w:p>
@@ -42,7 +53,13 @@
       </w:r>
     </w:p>
     <w:p>
-      <w:r>
+      <w:pPr>
+        <w:spacing w:line="336" w:lineRule="auto" w:after="180"/>
+      </w:pPr>
+      <w:r>
+        <w:rPr>
+          <w:b w:val="0"/>
+        </w:rPr>
         <w:t>Without opening the old lesson, explain one key idea from Architecture and data flow. Give an example and a mistake that the idea helps you avoid.</w:t>
       </w:r>
     </w:p>
@@ -79,7 +96,30 @@
     </w:p>
     <w:p>
       <w:r>
-        <w:t>Use W2: Trace the worked case for Typed contracts and schemas. Record the answer once; the lesson and workbook refer to the same attempt.</w:t>
+        <w:t>Complete the supported Typed contracts and schemas trace and record the first step you can explain without help.</w:t>
+      </w:r>
+    </w:p>
+    <w:p>
+      <w:pPr>
+        <w:spacing w:line="336" w:lineRule="auto" w:after="180"/>
+      </w:pPr>
+      <w:r>
+        <w:rPr>
+          <w:b w:val="0"/>
+        </w:rPr>
+        <w:t xml:space="preserve">Use W2: Trace the worked case for Typed contracts and </w:t>
+      </w:r>
+      <w:r>
+        <w:rPr>
+          <w:b/>
+        </w:rPr>
+        <w:t>schema</w:t>
+      </w:r>
+      <w:r>
+        <w:rPr>
+          <w:b w:val="0"/>
+        </w:rPr>
+        <w:t>s. Record the answer once; the lesson and workbook refer to the same attempt.</w:t>
       </w:r>
     </w:p>
     <w:tbl>
@@ -207,7 +247,41 @@
     </w:p>
     <w:p>
       <w:r>
-        <w:t>Use the worked case for Typed contracts and schemas. Proposed explanation: “The worked result establishes every future case”. Decide whether this explanation is supported. Point to the step or supplied fact that decides; explain your repair if needed.</w:t>
+        <w:t>Check the proposed Typed contracts and schemas explanation against the supplied facts before discussing it.</w:t>
+      </w:r>
+    </w:p>
+    <w:p>
+      <w:pPr>
+        <w:spacing w:line="336" w:lineRule="auto" w:after="180"/>
+      </w:pPr>
+      <w:r>
+        <w:rPr>
+          <w:b w:val="0"/>
+        </w:rPr>
+        <w:t xml:space="preserve">Use the worked case for Typed contracts and </w:t>
+      </w:r>
+      <w:r>
+        <w:rPr>
+          <w:b/>
+        </w:rPr>
+        <w:t>schema</w:t>
+      </w:r>
+      <w:r>
+        <w:rPr>
+          <w:b w:val="0"/>
+        </w:rPr>
+        <w:t>s. Proposed explanation: “The worked result establishes every future case”. Decide whether this explanation is supported.</w:t>
+      </w:r>
+    </w:p>
+    <w:p>
+      <w:pPr>
+        <w:spacing w:line="336" w:lineRule="auto" w:after="180"/>
+      </w:pPr>
+      <w:r>
+        <w:rPr>
+          <w:b w:val="0"/>
+        </w:rPr>
+        <w:t>Point to the step or supplied fact that decides; explain your repair if needed.</w:t>
       </w:r>
     </w:p>
     <w:p>
@@ -247,16 +321,8 @@
       </w:r>
     </w:p>
     <w:p>
-      <w:pPr>
-        <w:pStyle w:val="Heading3"/>
-      </w:pPr>
-      <w:r>
-        <w:t>Independent case: Apply a new case independently</w:t>
-      </w:r>
-    </w:p>
-    <w:p>
-      <w:r>
-        <w:t>Classify counts 0, -1, "3", False under the stated contract.</w:t>
+      <w:r>
+        <w:t>Write one first attempt at the reserved independent case before feedback. Repeated copies of that case refer to the same recorded attempt.</w:t>
       </w:r>
     </w:p>
     <w:p>
@@ -264,17 +330,26 @@
         <w:pStyle w:val="Heading3"/>
       </w:pPr>
       <w:r>
-        <w:t>My independent explanation, trace and limits</w:t>
+        <w:t>Independent case: Apply a new case independently</w:t>
       </w:r>
     </w:p>
     <w:p>
-      <w:r>
-        <w:t>________________________________________________________________</w:t>
+      <w:pPr>
+        <w:spacing w:line="336" w:lineRule="auto" w:after="180"/>
+      </w:pPr>
+      <w:r>
+        <w:rPr>
+          <w:b w:val="0"/>
+        </w:rPr>
+        <w:t>Classify counts 0, -1, "3", False under the stated contract.</w:t>
       </w:r>
     </w:p>
     <w:p>
-      <w:r>
-        <w:t>________________________________________________________________</w:t>
+      <w:pPr>
+        <w:pStyle w:val="Heading3"/>
+      </w:pPr>
+      <w:r>
+        <w:t>My independent explanation, trace and limits</w:t>
       </w:r>
     </w:p>
     <w:p>
@@ -304,6 +379,22 @@
     </w:p>
     <w:p>
       <w:r>
+        <w:t>________________________________________________________________</w:t>
+      </w:r>
+    </w:p>
+    <w:p>
+      <w:r>
+        <w:t>________________________________________________________________</w:t>
+      </w:r>
+    </w:p>
+    <w:p>
+      <w:pPr>
+        <w:spacing w:line="336" w:lineRule="auto" w:after="180"/>
+      </w:pPr>
+      <w:r>
+        <w:rPr>
+          <w:b w:val="0"/>
+        </w:rPr>
         <w:t>Attempt this case before feedback. Record any help. Earlier examples below are further practice; a case already practised with feedback cannot establish fresh transfer.</w:t>
       </w:r>
     </w:p>
@@ -317,7 +408,54 @@
     </w:p>
     <w:p>
       <w:r>
-        <w:t>Explain the weekly mechanism in your own words. Use the worked scenario to name its input, decision rule and output.</w:t>
+        <w:t>Explain the mechanism. Apply the supplied Typed contracts and schemas facts and keep your reasoning.</w:t>
+      </w:r>
+    </w:p>
+    <w:p>
+      <w:pPr>
+        <w:spacing w:line="336" w:lineRule="auto" w:after="180"/>
+      </w:pPr>
+      <w:r>
+        <w:rPr>
+          <w:b w:val="0"/>
+        </w:rPr>
+        <w:t xml:space="preserve">Explain the weekly </w:t>
+      </w:r>
+      <w:r>
+        <w:rPr>
+          <w:b/>
+        </w:rPr>
+        <w:t>mechanism</w:t>
+      </w:r>
+      <w:r>
+        <w:rPr>
+          <w:b w:val="0"/>
+        </w:rPr>
+        <w:t xml:space="preserve"> in your own words. Use the worked scenario to name its </w:t>
+      </w:r>
+      <w:r>
+        <w:rPr>
+          <w:b/>
+        </w:rPr>
+        <w:t>input</w:t>
+      </w:r>
+      <w:r>
+        <w:rPr>
+          <w:b w:val="0"/>
+        </w:rPr>
+        <w:t xml:space="preserve">, decision rule and </w:t>
+      </w:r>
+      <w:r>
+        <w:rPr>
+          <w:b/>
+        </w:rPr>
+        <w:t>output</w:t>
+      </w:r>
+      <w:r>
+        <w:rPr>
+          <w:b w:val="0"/>
+        </w:rPr>
+        <w:t>.</w:t>
       </w:r>
     </w:p>
     <w:p>
@@ -368,7 +506,24 @@
     </w:p>
     <w:p>
       <w:r>
-        <w:t>Input room_id=B, requested_count=true passes a naive isinstance(value, int) check in Python. Show the intermediate steps and give the conclusion with its scope.</w:t>
+        <w:t>Trace the worked case. Apply the supplied Typed contracts and schemas facts and keep your reasoning.</w:t>
+      </w:r>
+    </w:p>
+    <w:p>
+      <w:pPr>
+        <w:spacing w:line="336" w:lineRule="auto" w:after="180"/>
+      </w:pPr>
+      <w:r>
+        <w:rPr>
+          <w:b/>
+        </w:rPr>
+        <w:t>Input</w:t>
+      </w:r>
+      <w:r>
+        <w:rPr>
+          <w:b w:val="0"/>
+        </w:rPr>
+        <w:t xml:space="preserve"> room_id=B, requested_count=true passes a naive isinstance(value, int) check in Python. Show the intermediate steps and give the conclusion with its scope.</w:t>
       </w:r>
     </w:p>
     <w:p>
@@ -424,7 +579,53 @@
     </w:p>
     <w:p>
       <w:r>
-        <w:t>A report omits this qualification: Schema-valid input can still be unauthorised or semantically unsuitable; subsequent checks remain necessary. Explain how omitting it could change a reader's interpretation, and write an accurate replacement.</w:t>
+        <w:t>Audit the limit. Apply the supplied Typed contracts and schemas facts and keep your reasoning.</w:t>
+      </w:r>
+    </w:p>
+    <w:p>
+      <w:pPr>
+        <w:spacing w:line="336" w:lineRule="auto" w:after="180"/>
+      </w:pPr>
+      <w:r>
+        <w:rPr>
+          <w:b w:val="0"/>
+        </w:rPr>
+        <w:t xml:space="preserve">A report omits this qualification: </w:t>
+      </w:r>
+      <w:r>
+        <w:rPr>
+          <w:b/>
+        </w:rPr>
+        <w:t>Schema</w:t>
+      </w:r>
+      <w:r>
+        <w:rPr>
+          <w:b w:val="0"/>
+        </w:rPr>
+        <w:t xml:space="preserve">-valid </w:t>
+      </w:r>
+      <w:r>
+        <w:rPr>
+          <w:b/>
+        </w:rPr>
+        <w:t>input</w:t>
+      </w:r>
+      <w:r>
+        <w:rPr>
+          <w:b w:val="0"/>
+        </w:rPr>
+        <w:t xml:space="preserve"> can still be unauthorised or semantically unsuitable; subsequent checks remain necessary.</w:t>
+      </w:r>
+    </w:p>
+    <w:p>
+      <w:pPr>
+        <w:spacing w:line="336" w:lineRule="auto" w:after="180"/>
+      </w:pPr>
+      <w:r>
+        <w:rPr>
+          <w:b w:val="0"/>
+        </w:rPr>
+        <w:t>Explain how omitting it could change a reader's interpretation, and write an accurate replacement.</w:t>
       </w:r>
     </w:p>
     <w:p>
@@ -475,6 +676,17 @@
     </w:p>
     <w:p>
       <w:r>
+        <w:t>Attempt before feedback. If this repeats the selected independent case, reuse that first attempt; otherwise keep a separate record. Apply a new case independently. Apply the supplied Typed contracts and schemas facts and keep your reasoning.</w:t>
+      </w:r>
+    </w:p>
+    <w:p>
+      <w:pPr>
+        <w:spacing w:line="336" w:lineRule="auto" w:after="180"/>
+      </w:pPr>
+      <w:r>
+        <w:rPr>
+          <w:b w:val="0"/>
+        </w:rPr>
         <w:t>Classify counts 0, -1, "3", False under the stated contract.</w:t>
       </w:r>
     </w:p>
@@ -536,7 +748,29 @@
     </w:p>
     <w:p>
       <w:r>
-        <w:t>For the worked scenario, propose one additional case that could reveal a failure, describe its expected outcome before running it, and explain what would need to remain fixed for a fair comparison. Do not reuse W4 as a new final test after receiving feedback.</w:t>
+        <w:t>Design a revealing follow-up. Apply the supplied Typed contracts and schemas facts and keep your reasoning.</w:t>
+      </w:r>
+    </w:p>
+    <w:p>
+      <w:pPr>
+        <w:spacing w:line="336" w:lineRule="auto" w:after="180"/>
+      </w:pPr>
+      <w:r>
+        <w:rPr>
+          <w:b w:val="0"/>
+        </w:rPr>
+        <w:t>For the worked scenario, propose one additional case that could reveal a failure, describe its expected outcome before running it, and explain what would need to remain fixed for a fair comparison.</w:t>
+      </w:r>
+    </w:p>
+    <w:p>
+      <w:pPr>
+        <w:spacing w:line="336" w:lineRule="auto" w:after="180"/>
+      </w:pPr>
+      <w:r>
+        <w:rPr>
+          <w:b w:val="0"/>
+        </w:rPr>
+        <w:t>Do not reuse W4 as a new final test after receiving feedback.</w:t>
       </w:r>
     </w:p>
     <w:p>
@@ -592,7 +826,101 @@
     </w:p>
     <w:p>
       <w:r>
-        <w:t>Add a labelled typed contracts and schemas evidence sheet to Grounded Learning Service. Show how you can explain the mechanism and terminology of typed contracts and schemas. Use the supplied fictional case and keep its inputs, intermediate steps, calculation or prediction, and limitation. Connect this record to last week’s record; a matching answer without a trace is insufficient.</w:t>
+        <w:t>Connect Typed contracts and schemas to Grounded Learning Service, identify a limit and choose the next useful test.</w:t>
+      </w:r>
+    </w:p>
+    <w:p>
+      <w:pPr>
+        <w:spacing w:line="336" w:lineRule="auto" w:after="180"/>
+      </w:pPr>
+      <w:r>
+        <w:rPr>
+          <w:b w:val="0"/>
+        </w:rPr>
+        <w:t xml:space="preserve">Add a labelled typed contracts and </w:t>
+      </w:r>
+      <w:r>
+        <w:rPr>
+          <w:b/>
+        </w:rPr>
+        <w:t>schema</w:t>
+      </w:r>
+      <w:r>
+        <w:rPr>
+          <w:b w:val="0"/>
+        </w:rPr>
+        <w:t xml:space="preserve">s </w:t>
+      </w:r>
+      <w:r>
+        <w:rPr>
+          <w:b/>
+        </w:rPr>
+        <w:t>evidence</w:t>
+      </w:r>
+      <w:r>
+        <w:rPr>
+          <w:b w:val="0"/>
+        </w:rPr>
+        <w:t xml:space="preserve"> sheet to Grounded Learning Service. Show how you can explain the </w:t>
+      </w:r>
+      <w:r>
+        <w:rPr>
+          <w:b/>
+        </w:rPr>
+        <w:t>mechanism</w:t>
+      </w:r>
+      <w:r>
+        <w:rPr>
+          <w:b w:val="0"/>
+        </w:rPr>
+        <w:t xml:space="preserve"> and terminology of typed contracts and </w:t>
+      </w:r>
+      <w:r>
+        <w:rPr>
+          <w:b/>
+        </w:rPr>
+        <w:t>schema</w:t>
+      </w:r>
+      <w:r>
+        <w:rPr>
+          <w:b w:val="0"/>
+        </w:rPr>
+        <w:t>s.</w:t>
+      </w:r>
+    </w:p>
+    <w:p>
+      <w:pPr>
+        <w:spacing w:line="336" w:lineRule="auto" w:after="180"/>
+      </w:pPr>
+      <w:r>
+        <w:rPr>
+          <w:b w:val="0"/>
+        </w:rPr>
+        <w:t xml:space="preserve">Use the supplied fictional case and keep its </w:t>
+      </w:r>
+      <w:r>
+        <w:rPr>
+          <w:b/>
+        </w:rPr>
+        <w:t>input</w:t>
+      </w:r>
+      <w:r>
+        <w:rPr>
+          <w:b w:val="0"/>
+        </w:rPr>
+        <w:t xml:space="preserve">s, intermediate steps, calculation or </w:t>
+      </w:r>
+      <w:r>
+        <w:rPr>
+          <w:b/>
+        </w:rPr>
+        <w:t>prediction</w:t>
+      </w:r>
+      <w:r>
+        <w:rPr>
+          <w:b w:val="0"/>
+        </w:rPr>
+        <w:t>, and limitation. Connect this record to last week’s record; a matching answer without a trace is insufficient.</w:t>
       </w:r>
     </w:p>
     <w:p>
@@ -639,6 +967,11 @@
       </w:pPr>
       <w:r>
         <w:t>11. Feedback, return check and learning record</w:t>
+      </w:r>
+    </w:p>
+    <w:p>
+      <w:r>
+        <w:t>Record the first repaired step and a different case to revisit after a delay.</w:t>
       </w:r>
     </w:p>
     <w:tbl>
@@ -778,7 +1111,13 @@
       </w:tr>
     </w:tbl>
     <w:p>
-      <w:r>
+      <w:pPr>
+        <w:spacing w:line="336" w:lineRule="auto" w:after="180"/>
+      </w:pPr>
+      <w:r>
+        <w:rPr>
+          <w:b w:val="0"/>
+        </w:rPr>
         <w:t>Revisit this idea with your teacher after a delay. Familiarity is different from explaining and using it on a changed case.</w:t>
       </w:r>
     </w:p>
@@ -792,11 +1131,28 @@
     </w:p>
     <w:p>
       <w:r>
-        <w:t>A labelled sample record. A lab tool accepts a string sample_id and an integer count of at least zero.</w:t>
+        <w:t>A labelled sample record. A lab tool accepts a string sample_id and an integer count of at least zero. Explain the labelled step before checking the changed condition.</w:t>
       </w:r>
     </w:p>
     <w:p>
-      <w:r>
+      <w:pPr>
+        <w:spacing w:line="336" w:lineRule="auto" w:after="180"/>
+      </w:pPr>
+      <w:r>
+        <w:rPr>
+          <w:b w:val="0"/>
+        </w:rPr>
+        <w:t>A labelled sample record. A lab tool accepts a string sample_id and an integer count of at least zero.</w:t>
+      </w:r>
+    </w:p>
+    <w:p>
+      <w:pPr>
+        <w:spacing w:line="336" w:lineRule="auto" w:after="180"/>
+      </w:pPr>
+      <w:r>
+        <w:rPr>
+          <w:b w:val="0"/>
+        </w:rPr>
         <w:t>A={sample_id:"jar-8",count:4}; B={sample_id:"jar-9",count:"4"}. No type conversion is allowed.</w:t>
       </w:r>
     </w:p>
@@ -837,7 +1193,14 @@
       </w:r>
     </w:p>
     <w:p>
-      <w:r>
+      <w:pPr>
+        <w:spacing w:line="336" w:lineRule="auto" w:after="180"/>
+        <w:shd w:fill="F5F1FB"/>
+      </w:pPr>
+      <w:r>
+        <w:rPr>
+          <w:b w:val="0"/>
+        </w:rPr>
         <w:t>Compare A’s count 4 with B’s count "4". Which record passes, which gate rejects B, and why does changing A’s count to -1 create a different failure?</w:t>
       </w:r>
     </w:p>
@@ -880,13 +1243,58 @@
       </w:r>
     </w:p>
     <w:p>
-      <w:r>
-        <w:t>Support used: alone / hint / worked example. This record is practice evidence.</w:t>
+      <w:pPr>
+        <w:pStyle w:val="Heading3"/>
+      </w:pPr>
+      <w:r>
+        <w:t>Record the help used</w:t>
       </w:r>
     </w:p>
     <w:p>
-      <w:r>
-        <w:t>Project connection: For the Grounded Learning Service, retain an annotated trace and the changed-case result. Name the contract or evidence that makes the deciding step valid, so another team can review it.</w:t>
+      <w:pPr>
+        <w:spacing w:line="336" w:lineRule="auto" w:after="180"/>
+        <w:shd w:fill="F1F6F8"/>
+      </w:pPr>
+      <w:r>
+        <w:rPr>
+          <w:b w:val="0"/>
+        </w:rPr>
+        <w:t xml:space="preserve">Support used: alone / hint / worked example. This record is practice </w:t>
+      </w:r>
+      <w:r>
+        <w:rPr>
+          <w:b/>
+        </w:rPr>
+        <w:t>evidence</w:t>
+      </w:r>
+      <w:r>
+        <w:rPr>
+          <w:b w:val="0"/>
+        </w:rPr>
+        <w:t>.</w:t>
+      </w:r>
+    </w:p>
+    <w:p>
+      <w:pPr>
+        <w:spacing w:line="336" w:lineRule="auto" w:after="180"/>
+      </w:pPr>
+      <w:r>
+        <w:rPr>
+          <w:b w:val="0"/>
+        </w:rPr>
+        <w:t xml:space="preserve">Project connection: For the Grounded Learning Service, retain an annotated trace and the changed-case result. Name the contract or </w:t>
+      </w:r>
+      <w:r>
+        <w:rPr>
+          <w:b/>
+        </w:rPr>
+        <w:t>evidence</w:t>
+      </w:r>
+      <w:r>
+        <w:rPr>
+          <w:b w:val="0"/>
+        </w:rPr>
+        <w:t xml:space="preserve"> that makes the deciding step valid, so another team can review it.</w:t>
       </w:r>
     </w:p>
     <w:p>
@@ -899,17 +1307,64 @@
     </w:p>
     <w:p>
       <w:r>
-        <w:t>Project: Grounded Learning Service</w:t>
+        <w:t>Keep this week’s input, deciding step, result and limit together in the Grounded Learning Service record.</w:t>
       </w:r>
     </w:p>
     <w:p>
-      <w:r>
-        <w:t>Current milestone: Frame the need. Name the user, the problem, allowed inputs and a safe simple starting method.</w:t>
+      <w:pPr>
+        <w:spacing w:line="336" w:lineRule="auto" w:after="180"/>
+      </w:pPr>
+      <w:r>
+        <w:rPr>
+          <w:b w:val="0"/>
+        </w:rPr>
+        <w:t>Project: Grounded Learning Service</w:t>
       </w:r>
     </w:p>
     <w:p>
-      <w:r>
-        <w:t>For the Grounded Learning Service, retain an annotated trace and the changed-case result. Name the contract or evidence that makes the deciding step valid, so another team can review it.</w:t>
+      <w:pPr>
+        <w:spacing w:line="336" w:lineRule="auto" w:after="180"/>
+      </w:pPr>
+      <w:r>
+        <w:rPr>
+          <w:b w:val="0"/>
+        </w:rPr>
+        <w:t xml:space="preserve">Current milestone: Frame the need. Name the user, the problem, allowed </w:t>
+      </w:r>
+      <w:r>
+        <w:rPr>
+          <w:b/>
+        </w:rPr>
+        <w:t>input</w:t>
+      </w:r>
+      <w:r>
+        <w:rPr>
+          <w:b w:val="0"/>
+        </w:rPr>
+        <w:t>s and a safe simple starting method.</w:t>
+      </w:r>
+    </w:p>
+    <w:p>
+      <w:pPr>
+        <w:spacing w:line="336" w:lineRule="auto" w:after="180"/>
+      </w:pPr>
+      <w:r>
+        <w:rPr>
+          <w:b w:val="0"/>
+        </w:rPr>
+        <w:t xml:space="preserve">For the Grounded Learning Service, retain an annotated trace and the changed-case result. Name the contract or </w:t>
+      </w:r>
+      <w:r>
+        <w:rPr>
+          <w:b/>
+        </w:rPr>
+        <w:t>evidence</w:t>
+      </w:r>
+      <w:r>
+        <w:rPr>
+          <w:b w:val="0"/>
+        </w:rPr>
+        <w:t xml:space="preserve"> that makes the deciding step valid, so another team can review it.</w:t>
       </w:r>
     </w:p>
     <w:tbl>
@@ -1071,11 +1526,28 @@
     </w:p>
     <w:p>
       <w:r>
-        <w:t>Use this supported practice once, in the browser or on paper. Keep the reserved independent assessment for a separate first attempt before teacher feedback.</w:t>
+        <w:t>Try the supported questions before comparing with hints and feedback. Record what you repaired and the evidence you retained.</w:t>
       </w:r>
     </w:p>
     <w:p>
-      <w:r>
+      <w:pPr>
+        <w:spacing w:line="336" w:lineRule="auto" w:after="180"/>
+      </w:pPr>
+      <w:r>
+        <w:rPr>
+          <w:b w:val="0"/>
+        </w:rPr>
+        <w:t>Use this supported practice once, in the browser or on paper. Keep the reserved independent assessment for a separate first attempt before teacher feedback.</w:t>
+      </w:r>
+    </w:p>
+    <w:p>
+      <w:pPr>
+        <w:spacing w:line="336" w:lineRule="auto" w:after="180"/>
+      </w:pPr>
+      <w:r>
+        <w:rPr>
+          <w:b w:val="0"/>
+        </w:rPr>
         <w:t>A labelled sample record. A lab tool accepts a string sample_id and an integer count of at least zero.</w:t>
       </w:r>
     </w:p>
@@ -1088,22 +1560,49 @@
       </w:r>
     </w:p>
     <w:p>
-      <w:r>
+      <w:pPr>
+        <w:spacing w:line="336" w:lineRule="auto" w:after="180"/>
+      </w:pPr>
+      <w:r>
+        <w:rPr>
+          <w:b w:val="0"/>
+        </w:rPr>
         <w:t>Which labelled step matches this detail? Accept A; reject B before running the lab operation.</w:t>
       </w:r>
     </w:p>
     <w:p>
-      <w:r>
+      <w:pPr>
+        <w:spacing w:line="336" w:lineRule="auto" w:after="180"/>
+        <w:shd w:fill="F4F9FC"/>
+      </w:pPr>
+      <w:r>
+        <w:rPr>
+          <w:b w:val="0"/>
+        </w:rPr>
         <w:t>1. Inspect A</w:t>
       </w:r>
     </w:p>
     <w:p>
-      <w:r>
+      <w:pPr>
+        <w:spacing w:line="336" w:lineRule="auto" w:after="180"/>
+        <w:shd w:fill="F4F9FC"/>
+      </w:pPr>
+      <w:r>
+        <w:rPr>
+          <w:b w:val="0"/>
+        </w:rPr>
         <w:t>2. Inspect B</w:t>
       </w:r>
     </w:p>
     <w:p>
-      <w:r>
+      <w:pPr>
+        <w:spacing w:line="336" w:lineRule="auto" w:after="180"/>
+        <w:shd w:fill="F4F9FC"/>
+      </w:pPr>
+      <w:r>
+        <w:rPr>
+          <w:b w:val="0"/>
+        </w:rPr>
         <w:t>3. Return status</w:t>
       </w:r>
     </w:p>
@@ -1141,13 +1640,23 @@
       </w:r>
     </w:p>
     <w:p>
-      <w:r>
-        <w:t>Hint if needed: Read the steps in the pictorial case. Match the supplied detail to the stage that performs or records it.</w:t>
+      <w:pPr>
+        <w:pStyle w:val="Heading3"/>
+      </w:pPr>
+      <w:r>
+        <w:t>Hint · try first</w:t>
       </w:r>
     </w:p>
     <w:p>
-      <w:r>
-        <w:t>After your attempt, compare with the supported explanation: Return status Accept A; reject B before running the lab operation. A schema checks declared structure. Looking like a number is different from having the required numeric type.</w:t>
+      <w:pPr>
+        <w:spacing w:line="336" w:lineRule="auto" w:after="180"/>
+        <w:shd w:fill="F1F6F8"/>
+      </w:pPr>
+      <w:r>
+        <w:rPr>
+          <w:b w:val="0"/>
+        </w:rPr>
+        <w:t>Hint if needed: Read the steps in the pictorial case. Match the supplied detail to the stage that performs or records it.</w:t>
       </w:r>
     </w:p>
     <w:p>
@@ -1155,27 +1664,43 @@
         <w:pStyle w:val="Heading3"/>
       </w:pPr>
       <w:r>
-        <w:t>Practice 2: explain the deciding evidence</w:t>
+        <w:t>Feedback · compare after trying</w:t>
       </w:r>
     </w:p>
     <w:p>
-      <w:r>
-        <w:t>Changed-case practice: Change A count to -1. Which conclusion is supported by the supplied facts?</w:t>
+      <w:pPr>
+        <w:spacing w:line="336" w:lineRule="auto" w:after="180"/>
+        <w:shd w:fill="F1F6FC"/>
+      </w:pPr>
+      <w:r>
+        <w:rPr>
+          <w:b w:val="0"/>
+        </w:rPr>
+        <w:t xml:space="preserve">After your attempt, compare with the supported explanation: Return status Accept A; reject B before running the lab operation. A </w:t>
+      </w:r>
+      <w:r>
+        <w:rPr>
+          <w:b/>
+        </w:rPr>
+        <w:t>schema</w:t>
+      </w:r>
+      <w:r>
+        <w:rPr>
+          <w:b w:val="0"/>
+        </w:rPr>
+        <w:t xml:space="preserve"> checks declared structure.</w:t>
       </w:r>
     </w:p>
     <w:p>
-      <w:r>
-        <w:t>1. This one example guarantees correct results for every future input.</w:t>
-      </w:r>
-    </w:p>
-    <w:p>
-      <w:r>
-        <w:t>2. Reject A on the non-negative value rule.</w:t>
-      </w:r>
-    </w:p>
-    <w:p>
-      <w:r>
-        <w:t>3. We can decide the result without examining the changed input or the procedure.</w:t>
+      <w:pPr>
+        <w:spacing w:line="336" w:lineRule="auto" w:after="180"/>
+        <w:shd w:fill="F1F6FC"/>
+      </w:pPr>
+      <w:r>
+        <w:rPr>
+          <w:b w:val="0"/>
+        </w:rPr>
+        <w:t>Looking like a number is different from having the required numeric type.</w:t>
       </w:r>
     </w:p>
     <w:p>
@@ -1183,42 +1708,7 @@
         <w:pStyle w:val="Heading3"/>
       </w:pPr>
       <w:r>
-        <w:t>My selected conclusion, deciding fact and explanation</w:t>
-      </w:r>
-    </w:p>
-    <w:p>
-      <w:r>
-        <w:t>________________________________________________________________</w:t>
-      </w:r>
-    </w:p>
-    <w:p>
-      <w:r>
-        <w:t>________________________________________________________________</w:t>
-      </w:r>
-    </w:p>
-    <w:p>
-      <w:r>
-        <w:t>________________________________________________________________</w:t>
-      </w:r>
-    </w:p>
-    <w:p>
-      <w:r>
-        <w:t>________________________________________________________________</w:t>
-      </w:r>
-    </w:p>
-    <w:p>
-      <w:r>
-        <w:t>________________________________________________________________</w:t>
-      </w:r>
-    </w:p>
-    <w:p>
-      <w:r>
-        <w:t>Hint if needed: Use the changed condition and the deciding step in the pictorial trace. The answer must say what follows from those facts.</w:t>
-      </w:r>
-    </w:p>
-    <w:p>
-      <w:r>
-        <w:t>After your attempt, compare with the supported explanation: Reject A on the non-negative value rule. The type is correct but the value is outside its accepted range.</w:t>
+        <w:t>Practice 2: explain the deciding evidence</w:t>
       </w:r>
     </w:p>
     <w:p>
@@ -1226,12 +1716,79 @@
         <w:pStyle w:val="Heading3"/>
       </w:pPr>
       <w:r>
-        <w:t>Repair a missing building block</w:t>
+        <w:t>Changed case · predict first</w:t>
       </w:r>
     </w:p>
     <w:p>
-      <w:r>
-        <w:t>Review Architecture and data flow (ai-6/2). Goal: Explain the mechanism and terminology of architecture and data flow. Short practice: Label what moves along the library request, retrieval and drafting arrows. Where does 17:30 come from, and why must the service stop if the retrieval arrow is disconnected?. Return to this week and explain what you changed.</w:t>
+      <w:pPr>
+        <w:spacing w:line="336" w:lineRule="auto" w:after="180"/>
+        <w:shd w:fill="F5F1FB"/>
+      </w:pPr>
+      <w:r>
+        <w:rPr>
+          <w:b w:val="0"/>
+        </w:rPr>
+        <w:t>Changed-case practice: Change A count to -1. Which conclusion is supported by the supplied facts?</w:t>
+      </w:r>
+    </w:p>
+    <w:p>
+      <w:pPr>
+        <w:spacing w:line="336" w:lineRule="auto" w:after="180"/>
+        <w:shd w:fill="F4F9FC"/>
+      </w:pPr>
+      <w:r>
+        <w:rPr>
+          <w:b w:val="0"/>
+        </w:rPr>
+        <w:t xml:space="preserve">1. This one example guarantees correct results for every future </w:t>
+      </w:r>
+      <w:r>
+        <w:rPr>
+          <w:b/>
+        </w:rPr>
+        <w:t>input</w:t>
+      </w:r>
+      <w:r>
+        <w:rPr>
+          <w:b w:val="0"/>
+        </w:rPr>
+        <w:t>.</w:t>
+      </w:r>
+    </w:p>
+    <w:p>
+      <w:pPr>
+        <w:spacing w:line="336" w:lineRule="auto" w:after="180"/>
+        <w:shd w:fill="F4F9FC"/>
+      </w:pPr>
+      <w:r>
+        <w:rPr>
+          <w:b w:val="0"/>
+        </w:rPr>
+        <w:t>2. Reject A on the non-negative value rule.</w:t>
+      </w:r>
+    </w:p>
+    <w:p>
+      <w:pPr>
+        <w:spacing w:line="336" w:lineRule="auto" w:after="180"/>
+        <w:shd w:fill="F4F9FC"/>
+      </w:pPr>
+      <w:r>
+        <w:rPr>
+          <w:b w:val="0"/>
+        </w:rPr>
+        <w:t xml:space="preserve">3. We can decide the result without examining the changed </w:t>
+      </w:r>
+      <w:r>
+        <w:rPr>
+          <w:b/>
+        </w:rPr>
+        <w:t>input</w:t>
+      </w:r>
+      <w:r>
+        <w:rPr>
+          <w:b w:val="0"/>
+        </w:rPr>
+        <w:t xml:space="preserve"> or the procedure.</w:t>
       </w:r>
     </w:p>
     <w:p>
@@ -1239,12 +1796,32 @@
         <w:pStyle w:val="Heading3"/>
       </w:pPr>
       <w:r>
-        <w:t>Predict, run and debug</w:t>
+        <w:t>My selected conclusion, deciding fact and explanation</w:t>
       </w:r>
     </w:p>
     <w:p>
       <w:r>
-        <w:t>The browser lab lets you edit the supported Python examples already included in this lesson. Predict first, run, inspect the actual output or error, change one input, then run again. Keep code, predictions, actual results and a reasoned revision together. On paper, label your result as a trace rather than an execution.</w:t>
+        <w:t>________________________________________________________________</w:t>
+      </w:r>
+    </w:p>
+    <w:p>
+      <w:r>
+        <w:t>________________________________________________________________</w:t>
+      </w:r>
+    </w:p>
+    <w:p>
+      <w:r>
+        <w:t>________________________________________________________________</w:t>
+      </w:r>
+    </w:p>
+    <w:p>
+      <w:r>
+        <w:t>________________________________________________________________</w:t>
+      </w:r>
+    </w:p>
+    <w:p>
+      <w:r>
+        <w:t>________________________________________________________________</w:t>
       </w:r>
     </w:p>
     <w:p>
@@ -1252,12 +1829,19 @@
         <w:pStyle w:val="Heading3"/>
       </w:pPr>
       <w:r>
-        <w:t>Keep your completed work</w:t>
+        <w:t>Hint · try first</w:t>
       </w:r>
     </w:p>
     <w:p>
-      <w:r>
-        <w:t>Use Download completed work in the hosted lesson to export your answers, reflections, practice feedback and code-run evidence. Open the HTML copy to read or print it. Drafts stay in this browser when storage is available; clear drafts on a shared device.</w:t>
+      <w:pPr>
+        <w:spacing w:line="336" w:lineRule="auto" w:after="180"/>
+        <w:shd w:fill="F1F6F8"/>
+      </w:pPr>
+      <w:r>
+        <w:rPr>
+          <w:b w:val="0"/>
+        </w:rPr>
+        <w:t>Hint if needed: Use the changed condition and the deciding step in the pictorial trace. The answer must say what follows from those facts.</w:t>
       </w:r>
     </w:p>
     <w:p>
@@ -1265,12 +1849,911 @@
         <w:pStyle w:val="Heading3"/>
       </w:pPr>
       <w:r>
-        <w:t>What I repaired, the evidence I kept and the next test</w:t>
+        <w:t>Feedback · compare after trying</w:t>
       </w:r>
     </w:p>
     <w:p>
+      <w:pPr>
+        <w:spacing w:line="336" w:lineRule="auto" w:after="180"/>
+        <w:shd w:fill="F1F6FC"/>
+      </w:pPr>
+      <w:r>
+        <w:rPr>
+          <w:b w:val="0"/>
+        </w:rPr>
+        <w:t>After your attempt, compare with the supported explanation: Reject A on the non-negative value rule. The type is correct but the value is outside its accepted range.</w:t>
+      </w:r>
+    </w:p>
+    <w:p>
+      <w:pPr>
+        <w:pStyle w:val="Heading3"/>
+      </w:pPr>
+      <w:r>
+        <w:t>Repair a missing building block</w:t>
+      </w:r>
+    </w:p>
+    <w:p>
+      <w:pPr>
+        <w:spacing w:line="336" w:lineRule="auto" w:after="180"/>
+      </w:pPr>
+      <w:r>
+        <w:rPr>
+          <w:b w:val="0"/>
+        </w:rPr>
+        <w:t xml:space="preserve">Review Architecture and data flow (ai-6/2). Goal: Explain the </w:t>
+      </w:r>
+      <w:r>
+        <w:rPr>
+          <w:b/>
+        </w:rPr>
+        <w:t>mechanism</w:t>
+      </w:r>
+      <w:r>
+        <w:rPr>
+          <w:b w:val="0"/>
+        </w:rPr>
+        <w:t xml:space="preserve"> and terminology of architecture and data flow. Short practice: Label what moves along the library request, retrieval and drafting arrows.</w:t>
+      </w:r>
+    </w:p>
+    <w:p>
+      <w:pPr>
+        <w:spacing w:line="336" w:lineRule="auto" w:after="180"/>
+      </w:pPr>
+      <w:r>
+        <w:rPr>
+          <w:b w:val="0"/>
+        </w:rPr>
+        <w:t>Where does 17:30 come from, and why must the service stop if the retrieval arrow is disconnected?. Return to this week and explain what you changed.</w:t>
+      </w:r>
+    </w:p>
+    <w:p>
+      <w:pPr>
+        <w:pStyle w:val="Heading3"/>
+      </w:pPr>
+      <w:r>
+        <w:t>Predict, run and debug</w:t>
+      </w:r>
+    </w:p>
+    <w:p>
+      <w:pPr>
+        <w:spacing w:line="336" w:lineRule="auto" w:after="180"/>
+      </w:pPr>
+      <w:r>
+        <w:rPr>
+          <w:b w:val="0"/>
+        </w:rPr>
+        <w:t xml:space="preserve">The browser lab lets you edit the supported Python examples already included in this lesson. Predict first, run, inspect the actual </w:t>
+      </w:r>
+      <w:r>
+        <w:rPr>
+          <w:b/>
+        </w:rPr>
+        <w:t>output</w:t>
+      </w:r>
+      <w:r>
+        <w:rPr>
+          <w:b w:val="0"/>
+        </w:rPr>
+        <w:t xml:space="preserve"> or error, change one </w:t>
+      </w:r>
+      <w:r>
+        <w:rPr>
+          <w:b/>
+        </w:rPr>
+        <w:t>input</w:t>
+      </w:r>
+      <w:r>
+        <w:rPr>
+          <w:b w:val="0"/>
+        </w:rPr>
+        <w:t>, then run again.</w:t>
+      </w:r>
+    </w:p>
+    <w:p>
+      <w:pPr>
+        <w:spacing w:line="336" w:lineRule="auto" w:after="180"/>
+      </w:pPr>
+      <w:r>
+        <w:rPr>
+          <w:b w:val="0"/>
+        </w:rPr>
+        <w:t xml:space="preserve">Keep code, </w:t>
+      </w:r>
+      <w:r>
+        <w:rPr>
+          <w:b/>
+        </w:rPr>
+        <w:t>prediction</w:t>
+      </w:r>
+      <w:r>
+        <w:rPr>
+          <w:b w:val="0"/>
+        </w:rPr>
+        <w:t>s, actual results and a reasoned revision together. On paper, label your result as a trace rather than an execution.</w:t>
+      </w:r>
+    </w:p>
+    <w:p>
+      <w:pPr>
+        <w:pStyle w:val="Heading3"/>
+      </w:pPr>
+      <w:r>
+        <w:t>Keep your completed work</w:t>
+      </w:r>
+    </w:p>
+    <w:p>
+      <w:pPr>
+        <w:spacing w:line="336" w:lineRule="auto" w:after="180"/>
+      </w:pPr>
+      <w:r>
+        <w:rPr>
+          <w:b w:val="0"/>
+        </w:rPr>
+        <w:t xml:space="preserve">Use Download completed work in the hosted lesson to export your answers, reflections, practice feedback and code-run </w:t>
+      </w:r>
+      <w:r>
+        <w:rPr>
+          <w:b/>
+        </w:rPr>
+        <w:t>evidence</w:t>
+      </w:r>
+      <w:r>
+        <w:rPr>
+          <w:b w:val="0"/>
+        </w:rPr>
+        <w:t>. Open the HTML copy to read or print it.</w:t>
+      </w:r>
+    </w:p>
+    <w:p>
+      <w:pPr>
+        <w:spacing w:line="336" w:lineRule="auto" w:after="180"/>
+      </w:pPr>
+      <w:r>
+        <w:rPr>
+          <w:b w:val="0"/>
+        </w:rPr>
+        <w:t>Drafts stay in this browser when storage is available; clear drafts on a shared device.</w:t>
+      </w:r>
+    </w:p>
+    <w:p>
+      <w:pPr>
+        <w:pStyle w:val="Heading3"/>
+      </w:pPr>
+      <w:r>
+        <w:t>What I repaired, the evidence I kept and the next test</w:t>
+      </w:r>
+    </w:p>
+    <w:p>
       <w:r>
         <w:t>________________________________________________________________</w:t>
+      </w:r>
+    </w:p>
+    <w:p>
+      <w:r>
+        <w:t>________________________________________________________________</w:t>
+      </w:r>
+    </w:p>
+    <w:p>
+      <w:r>
+        <w:t>________________________________________________________________</w:t>
+      </w:r>
+    </w:p>
+    <w:p>
+      <w:r>
+        <w:t>________________________________________________________________</w:t>
+      </w:r>
+    </w:p>
+    <w:p>
+      <w:r>
+        <w:t>________________________________________________________________</w:t>
+      </w:r>
+    </w:p>
+    <w:p>
+      <w:pPr>
+        <w:pStyle w:val="Heading1"/>
+      </w:pPr>
+      <w:r>
+        <w:t>15. Visual concept journey</w:t>
+      </w:r>
+    </w:p>
+    <w:p>
+      <w:r>
+        <w:t>Explain each Typed contracts and schemas picture from its labels, then record a relevant limit.</w:t>
+      </w:r>
+    </w:p>
+    <w:p>
+      <w:pPr>
+        <w:pStyle w:val="Heading3"/>
+      </w:pPr>
+      <w:r>
+        <w:t>01. Typed contracts and schemas: the case</w:t>
+      </w:r>
+    </w:p>
+    <w:p>
+      <w:r>
+        <w:drawing>
+          <wp:inline xmlns:a="http://schemas.openxmlformats.org/drawingml/2006/main" xmlns:pic="http://schemas.openxmlformats.org/drawingml/2006/picture">
+            <wp:extent cx="5486400" cy="2834640"/>
+            <wp:docPr id="2" name="Picture 2" descr="A labelled sample record. A lab tool accepts a string sample_id and an integer count of at least zero. Supplied facts: A={sample_id:&quot;jar-8&quot;,count:4}; B={sample_id:&quot;jar-9&quot;,count:&quot;4&quot;}. No type conversion is allowed."/>
+            <wp:cNvGraphicFramePr>
+              <a:graphicFrameLocks noChangeAspect="1"/>
+            </wp:cNvGraphicFramePr>
+            <a:graphic>
+              <a:graphicData uri="http://schemas.openxmlformats.org/drawingml/2006/picture">
+                <pic:pic>
+                  <pic:nvPicPr>
+                    <pic:cNvPr id="0" name="academy-story-ai-6-3-01.png"/>
+                    <pic:cNvPicPr/>
+                  </pic:nvPicPr>
+                  <pic:blipFill>
+                    <a:blip r:embed="rId10"/>
+                    <a:stretch>
+                      <a:fillRect/>
+                    </a:stretch>
+                  </pic:blipFill>
+                  <pic:spPr>
+                    <a:xfrm>
+                      <a:off x="0" y="0"/>
+                      <a:ext cx="5486400" cy="2834640"/>
+                    </a:xfrm>
+                    <a:prstGeom prst="rect"/>
+                  </pic:spPr>
+                </pic:pic>
+              </a:graphicData>
+            </a:graphic>
+          </wp:inline>
+        </w:drawing>
+      </w:r>
+    </w:p>
+    <w:p>
+      <w:pPr>
+        <w:spacing w:line="336" w:lineRule="auto" w:after="180"/>
+      </w:pPr>
+      <w:r>
+        <w:rPr>
+          <w:b w:val="0"/>
+        </w:rPr>
+        <w:t>A labelled sample record. A lab tool accepts a string sample_id and an integer count of at least zero. Supplied facts: A={sample_id:"jar-8",count:4}; B={sample_id:"jar-9",count:"4"}. No type conversion is allowed.</w:t>
+      </w:r>
+    </w:p>
+    <w:p>
+      <w:pPr>
+        <w:spacing w:line="336" w:lineRule="auto" w:after="180"/>
+        <w:shd w:fill="F5F1FB"/>
+      </w:pPr>
+      <w:r>
+        <w:rPr>
+          <w:b w:val="0"/>
+        </w:rPr>
+        <w:t>Point to the given fact that matters most. Explain why it matters.</w:t>
+      </w:r>
+    </w:p>
+    <w:p>
+      <w:pPr>
+        <w:pStyle w:val="Heading3"/>
+      </w:pPr>
+      <w:r>
+        <w:t>My picture explanation, deciding evidence and one limit</w:t>
+      </w:r>
+    </w:p>
+    <w:p>
+      <w:r>
+        <w:t>________________________________________________________________</w:t>
+      </w:r>
+    </w:p>
+    <w:p>
+      <w:r>
+        <w:t>________________________________________________________________</w:t>
+      </w:r>
+    </w:p>
+    <w:p>
+      <w:r>
+        <w:t>________________________________________________________________</w:t>
+      </w:r>
+    </w:p>
+    <w:p>
+      <w:r>
+        <w:t>________________________________________________________________</w:t>
+      </w:r>
+    </w:p>
+    <w:p>
+      <w:pPr>
+        <w:pStyle w:val="Heading3"/>
+      </w:pPr>
+      <w:r>
+        <w:t>02. Follow the deciding steps</w:t>
+      </w:r>
+    </w:p>
+    <w:p>
+      <w:r>
+        <w:drawing>
+          <wp:inline xmlns:a="http://schemas.openxmlformats.org/drawingml/2006/main" xmlns:pic="http://schemas.openxmlformats.org/drawingml/2006/picture">
+            <wp:extent cx="5486400" cy="3182112"/>
+            <wp:docPr id="3" name="Picture 3" descr="Inspect A: The fields and integer count satisfy the contract. → Inspect B: The quoted count is a string, so B fails the type check. → Return status: Accept A; reject B before running the lab operation."/>
+            <wp:cNvGraphicFramePr>
+              <a:graphicFrameLocks noChangeAspect="1"/>
+            </wp:cNvGraphicFramePr>
+            <a:graphic>
+              <a:graphicData uri="http://schemas.openxmlformats.org/drawingml/2006/picture">
+                <pic:pic>
+                  <pic:nvPicPr>
+                    <pic:cNvPr id="0" name="academy-story-ai-6-3-02.png"/>
+                    <pic:cNvPicPr/>
+                  </pic:nvPicPr>
+                  <pic:blipFill>
+                    <a:blip r:embed="rId11"/>
+                    <a:stretch>
+                      <a:fillRect/>
+                    </a:stretch>
+                  </pic:blipFill>
+                  <pic:spPr>
+                    <a:xfrm>
+                      <a:off x="0" y="0"/>
+                      <a:ext cx="5486400" cy="3182112"/>
+                    </a:xfrm>
+                    <a:prstGeom prst="rect"/>
+                  </pic:spPr>
+                </pic:pic>
+              </a:graphicData>
+            </a:graphic>
+          </wp:inline>
+        </w:drawing>
+      </w:r>
+    </w:p>
+    <w:p>
+      <w:pPr>
+        <w:spacing w:line="336" w:lineRule="auto" w:after="180"/>
+      </w:pPr>
+      <w:r>
+        <w:rPr>
+          <w:b w:val="0"/>
+        </w:rPr>
+        <w:t>Inspect A: The fields and integer count satisfy the contract. → Inspect B: The quoted count is a string, so B fails the type check. → Return status: Accept A; reject B before running the lab operation.</w:t>
+      </w:r>
+    </w:p>
+    <w:p>
+      <w:pPr>
+        <w:spacing w:line="336" w:lineRule="auto" w:after="180"/>
+        <w:shd w:fill="F5F1FB"/>
+      </w:pPr>
+      <w:r>
+        <w:rPr>
+          <w:b w:val="0"/>
+        </w:rPr>
+        <w:t xml:space="preserve">Point to each numbered stage and explain which recorded </w:t>
+      </w:r>
+      <w:r>
+        <w:rPr>
+          <w:b/>
+        </w:rPr>
+        <w:t>input</w:t>
+      </w:r>
+      <w:r>
+        <w:rPr>
+          <w:b w:val="0"/>
+        </w:rPr>
+        <w:t xml:space="preserve"> it uses.</w:t>
+      </w:r>
+    </w:p>
+    <w:p>
+      <w:pPr>
+        <w:pStyle w:val="Heading3"/>
+      </w:pPr>
+      <w:r>
+        <w:t>My picture explanation, deciding evidence and one limit</w:t>
+      </w:r>
+    </w:p>
+    <w:p>
+      <w:r>
+        <w:t>________________________________________________________________</w:t>
+      </w:r>
+    </w:p>
+    <w:p>
+      <w:r>
+        <w:t>________________________________________________________________</w:t>
+      </w:r>
+    </w:p>
+    <w:p>
+      <w:r>
+        <w:t>________________________________________________________________</w:t>
+      </w:r>
+    </w:p>
+    <w:p>
+      <w:r>
+        <w:t>________________________________________________________________</w:t>
+      </w:r>
+    </w:p>
+    <w:p>
+      <w:pPr>
+        <w:pStyle w:val="Heading3"/>
+      </w:pPr>
+      <w:r>
+        <w:t>03. Typed contracts and schemas — evidence trace</w:t>
+      </w:r>
+    </w:p>
+    <w:p>
+      <w:r>
+        <w:drawing>
+          <wp:inline xmlns:a="http://schemas.openxmlformats.org/drawingml/2006/main" xmlns:pic="http://schemas.openxmlformats.org/drawingml/2006/picture">
+            <wp:extent cx="5486400" cy="2996184"/>
+            <wp:docPr id="4" name="Picture 4" descr="Typed contracts and schemas — evidence trace. Input room_id=B, requested_count=true passes a naive isinstance(value, int) check in Python. | Accept exactly room_id as a nonempty string and requested_count as a nonnegative integer excluding bool. Reject extra fields, missing fields and wrong types before processing. | Boolean is an int subclass in Python but excluded by this contract; use type(value) is int and validate nonnegative range."/>
+            <wp:cNvGraphicFramePr>
+              <a:graphicFrameLocks noChangeAspect="1"/>
+            </wp:cNvGraphicFramePr>
+            <a:graphic>
+              <a:graphicData uri="http://schemas.openxmlformats.org/drawingml/2006/picture">
+                <pic:pic>
+                  <pic:nvPicPr>
+                    <pic:cNvPr id="0" name="academy-story-ai-6-3-03.png"/>
+                    <pic:cNvPicPr/>
+                  </pic:nvPicPr>
+                  <pic:blipFill>
+                    <a:blip r:embed="rId12"/>
+                    <a:stretch>
+                      <a:fillRect/>
+                    </a:stretch>
+                  </pic:blipFill>
+                  <pic:spPr>
+                    <a:xfrm>
+                      <a:off x="0" y="0"/>
+                      <a:ext cx="5486400" cy="2996184"/>
+                    </a:xfrm>
+                    <a:prstGeom prst="rect"/>
+                  </pic:spPr>
+                </pic:pic>
+              </a:graphicData>
+            </a:graphic>
+          </wp:inline>
+        </w:drawing>
+      </w:r>
+    </w:p>
+    <w:p>
+      <w:pPr>
+        <w:spacing w:line="336" w:lineRule="auto" w:after="180"/>
+      </w:pPr>
+      <w:r>
+        <w:rPr>
+          <w:b w:val="0"/>
+        </w:rPr>
+        <w:t xml:space="preserve">Typed contracts and </w:t>
+      </w:r>
+      <w:r>
+        <w:rPr>
+          <w:b/>
+        </w:rPr>
+        <w:t>schema</w:t>
+      </w:r>
+      <w:r>
+        <w:rPr>
+          <w:b w:val="0"/>
+        </w:rPr>
+        <w:t xml:space="preserve">s — </w:t>
+      </w:r>
+      <w:r>
+        <w:rPr>
+          <w:b/>
+        </w:rPr>
+        <w:t>evidence</w:t>
+      </w:r>
+      <w:r>
+        <w:rPr>
+          <w:b w:val="0"/>
+        </w:rPr>
+        <w:t xml:space="preserve"> trace.</w:t>
+      </w:r>
+    </w:p>
+    <w:p>
+      <w:pPr>
+        <w:spacing w:line="336" w:lineRule="auto" w:after="180"/>
+      </w:pPr>
+      <w:r>
+        <w:rPr>
+          <w:b/>
+        </w:rPr>
+        <w:t>Input</w:t>
+      </w:r>
+      <w:r>
+        <w:rPr>
+          <w:b w:val="0"/>
+        </w:rPr>
+        <w:t xml:space="preserve"> room_id=B, requested_count=true passes a naive isinstance(value, int) check in Python. | Accept exactly room_id as a nonempty string and requested_count as a nonnegative integer excluding bool.</w:t>
+      </w:r>
+    </w:p>
+    <w:p>
+      <w:pPr>
+        <w:spacing w:line="336" w:lineRule="auto" w:after="180"/>
+      </w:pPr>
+      <w:r>
+        <w:rPr>
+          <w:b w:val="0"/>
+        </w:rPr>
+        <w:t xml:space="preserve">Reject extra fields, missing fields and wrong types before </w:t>
+      </w:r>
+      <w:r>
+        <w:rPr>
+          <w:b/>
+        </w:rPr>
+        <w:t>process</w:t>
+      </w:r>
+      <w:r>
+        <w:rPr>
+          <w:b w:val="0"/>
+        </w:rPr>
+        <w:t>ing. | Boolean is an int subclass in Python but excluded by this contract; use type(value) is int and validate nonnegative range.</w:t>
+      </w:r>
+    </w:p>
+    <w:p>
+      <w:pPr>
+        <w:spacing w:line="336" w:lineRule="auto" w:after="180"/>
+        <w:shd w:fill="F5F1FB"/>
+      </w:pPr>
+      <w:r>
+        <w:rPr>
+          <w:b w:val="0"/>
+        </w:rPr>
+        <w:t>Read the labels and values. Explain the relationship the model shows.</w:t>
+      </w:r>
+    </w:p>
+    <w:p>
+      <w:pPr>
+        <w:pStyle w:val="Heading3"/>
+      </w:pPr>
+      <w:r>
+        <w:t>My picture explanation, deciding evidence and one limit</w:t>
+      </w:r>
+    </w:p>
+    <w:p>
+      <w:r>
+        <w:t>________________________________________________________________</w:t>
+      </w:r>
+    </w:p>
+    <w:p>
+      <w:r>
+        <w:t>________________________________________________________________</w:t>
+      </w:r>
+    </w:p>
+    <w:p>
+      <w:r>
+        <w:t>________________________________________________________________</w:t>
+      </w:r>
+    </w:p>
+    <w:p>
+      <w:r>
+        <w:t>________________________________________________________________</w:t>
+      </w:r>
+    </w:p>
+    <w:p>
+      <w:pPr>
+        <w:pStyle w:val="Heading3"/>
+      </w:pPr>
+      <w:r>
+        <w:t>04. Change one thing. Trace what follows.</w:t>
+      </w:r>
+    </w:p>
+    <w:p>
+      <w:r>
+        <w:drawing>
+          <wp:inline xmlns:a="http://schemas.openxmlformats.org/drawingml/2006/main" xmlns:pic="http://schemas.openxmlformats.org/drawingml/2006/picture">
+            <wp:extent cx="5486400" cy="3026664"/>
+            <wp:docPr id="5" name="Picture 5" descr="Original case: Accept A; reject B before running the lab operation. Changed condition: Change A count to -1. Expected result: Reject A on the non-negative value rule. Reason: The type is correct but the value is outside its accepted range."/>
+            <wp:cNvGraphicFramePr>
+              <a:graphicFrameLocks noChangeAspect="1"/>
+            </wp:cNvGraphicFramePr>
+            <a:graphic>
+              <a:graphicData uri="http://schemas.openxmlformats.org/drawingml/2006/picture">
+                <pic:pic>
+                  <pic:nvPicPr>
+                    <pic:cNvPr id="0" name="academy-story-ai-6-3-04.png"/>
+                    <pic:cNvPicPr/>
+                  </pic:nvPicPr>
+                  <pic:blipFill>
+                    <a:blip r:embed="rId13"/>
+                    <a:stretch>
+                      <a:fillRect/>
+                    </a:stretch>
+                  </pic:blipFill>
+                  <pic:spPr>
+                    <a:xfrm>
+                      <a:off x="0" y="0"/>
+                      <a:ext cx="5486400" cy="3026664"/>
+                    </a:xfrm>
+                    <a:prstGeom prst="rect"/>
+                  </pic:spPr>
+                </pic:pic>
+              </a:graphicData>
+            </a:graphic>
+          </wp:inline>
+        </w:drawing>
+      </w:r>
+    </w:p>
+    <w:p>
+      <w:pPr>
+        <w:spacing w:line="336" w:lineRule="auto" w:after="180"/>
+      </w:pPr>
+      <w:r>
+        <w:rPr>
+          <w:b w:val="0"/>
+        </w:rPr>
+        <w:t>Original case: Accept A; reject B before running the lab operation. Changed condition: Change A count to -1. Expected result: Reject A on the non-negative value rule.</w:t>
+      </w:r>
+    </w:p>
+    <w:p>
+      <w:pPr>
+        <w:spacing w:line="336" w:lineRule="auto" w:after="180"/>
+      </w:pPr>
+      <w:r>
+        <w:rPr>
+          <w:b w:val="0"/>
+        </w:rPr>
+        <w:t>Reason: The type is correct but the value is outside its accepted range.</w:t>
+      </w:r>
+    </w:p>
+    <w:p>
+      <w:pPr>
+        <w:spacing w:line="336" w:lineRule="auto" w:after="180"/>
+        <w:shd w:fill="F5F1FB"/>
+      </w:pPr>
+      <w:r>
+        <w:rPr>
+          <w:b w:val="0"/>
+        </w:rPr>
+        <w:t>Predict before checking the worked changed-case result. Name what changed and what the supplied facts allow you to conclude.</w:t>
+      </w:r>
+    </w:p>
+    <w:p>
+      <w:pPr>
+        <w:pStyle w:val="Heading3"/>
+      </w:pPr>
+      <w:r>
+        <w:t>My picture explanation, deciding evidence and one limit</w:t>
+      </w:r>
+    </w:p>
+    <w:p>
+      <w:r>
+        <w:t>________________________________________________________________</w:t>
+      </w:r>
+    </w:p>
+    <w:p>
+      <w:r>
+        <w:t>________________________________________________________________</w:t>
+      </w:r>
+    </w:p>
+    <w:p>
+      <w:r>
+        <w:t>________________________________________________________________</w:t>
+      </w:r>
+    </w:p>
+    <w:p>
+      <w:r>
+        <w:t>________________________________________________________________</w:t>
+      </w:r>
+    </w:p>
+    <w:p>
+      <w:pPr>
+        <w:pStyle w:val="Heading3"/>
+      </w:pPr>
+      <w:r>
+        <w:t>05. Connect the explanation to its limit</w:t>
+      </w:r>
+    </w:p>
+    <w:p>
+      <w:r>
+        <w:drawing>
+          <wp:inline xmlns:a="http://schemas.openxmlformats.org/drawingml/2006/main" xmlns:pic="http://schemas.openxmlformats.org/drawingml/2006/picture">
+            <wp:extent cx="5486400" cy="2834640"/>
+            <wp:docPr id="6" name="Picture 6" descr="A schema checks declared structure. Looking like a number is different from having the required numeric type. Limit: Valid structure does not establish that the reported count is accurate."/>
+            <wp:cNvGraphicFramePr>
+              <a:graphicFrameLocks noChangeAspect="1"/>
+            </wp:cNvGraphicFramePr>
+            <a:graphic>
+              <a:graphicData uri="http://schemas.openxmlformats.org/drawingml/2006/picture">
+                <pic:pic>
+                  <pic:nvPicPr>
+                    <pic:cNvPr id="0" name="academy-story-ai-6-3-05.png"/>
+                    <pic:cNvPicPr/>
+                  </pic:nvPicPr>
+                  <pic:blipFill>
+                    <a:blip r:embed="rId14"/>
+                    <a:stretch>
+                      <a:fillRect/>
+                    </a:stretch>
+                  </pic:blipFill>
+                  <pic:spPr>
+                    <a:xfrm>
+                      <a:off x="0" y="0"/>
+                      <a:ext cx="5486400" cy="2834640"/>
+                    </a:xfrm>
+                    <a:prstGeom prst="rect"/>
+                  </pic:spPr>
+                </pic:pic>
+              </a:graphicData>
+            </a:graphic>
+          </wp:inline>
+        </w:drawing>
+      </w:r>
+    </w:p>
+    <w:p>
+      <w:pPr>
+        <w:spacing w:line="336" w:lineRule="auto" w:after="180"/>
+      </w:pPr>
+      <w:r>
+        <w:rPr>
+          <w:b w:val="0"/>
+        </w:rPr>
+        <w:t xml:space="preserve">A </w:t>
+      </w:r>
+      <w:r>
+        <w:rPr>
+          <w:b/>
+        </w:rPr>
+        <w:t>schema</w:t>
+      </w:r>
+      <w:r>
+        <w:rPr>
+          <w:b w:val="0"/>
+        </w:rPr>
+        <w:t xml:space="preserve"> checks declared structure. Looking like a number is different from having the required numeric type. Limit: Valid structure does not establish that the reported count is accurate.</w:t>
+      </w:r>
+    </w:p>
+    <w:p>
+      <w:pPr>
+        <w:spacing w:line="336" w:lineRule="auto" w:after="180"/>
+        <w:shd w:fill="F5F1FB"/>
+      </w:pPr>
+      <w:r>
+        <w:rPr>
+          <w:b w:val="0"/>
+        </w:rPr>
+        <w:t>Explain the case, then point to a limit on the claim.</w:t>
+      </w:r>
+    </w:p>
+    <w:p>
+      <w:pPr>
+        <w:pStyle w:val="Heading3"/>
+      </w:pPr>
+      <w:r>
+        <w:t>My picture explanation, deciding evidence and one limit</w:t>
+      </w:r>
+    </w:p>
+    <w:p>
+      <w:r>
+        <w:t>________________________________________________________________</w:t>
+      </w:r>
+    </w:p>
+    <w:p>
+      <w:r>
+        <w:t>________________________________________________________________</w:t>
+      </w:r>
+    </w:p>
+    <w:p>
+      <w:r>
+        <w:t>________________________________________________________________</w:t>
+      </w:r>
+    </w:p>
+    <w:p>
+      <w:r>
+        <w:t>________________________________________________________________</w:t>
+      </w:r>
+    </w:p>
+    <w:p>
+      <w:pPr>
+        <w:pStyle w:val="Heading3"/>
+      </w:pPr>
+      <w:r>
+        <w:t>06. Make the idea visible in your project</w:t>
+      </w:r>
+    </w:p>
+    <w:p>
+      <w:r>
+        <w:drawing>
+          <wp:inline xmlns:a="http://schemas.openxmlformats.org/drawingml/2006/main" xmlns:pic="http://schemas.openxmlformats.org/drawingml/2006/picture">
+            <wp:extent cx="5486400" cy="3529584"/>
+            <wp:docPr id="7" name="Picture 7" descr="For the Grounded Learning Service, retain an annotated trace and the changed-case result. Name the contract or evidence that makes the deciding step valid, so another team can review it. Draw your input, deciding step, result and limit. Supported question: Compare A’s count 4 with B’s count &quot;4&quot;. Which record passes, which gate rejects B, and why does changing A’s count to -1 create a different failure?"/>
+            <wp:cNvGraphicFramePr>
+              <a:graphicFrameLocks noChangeAspect="1"/>
+            </wp:cNvGraphicFramePr>
+            <a:graphic>
+              <a:graphicData uri="http://schemas.openxmlformats.org/drawingml/2006/picture">
+                <pic:pic>
+                  <pic:nvPicPr>
+                    <pic:cNvPr id="0" name="academy-story-ai-6-3-06.png"/>
+                    <pic:cNvPicPr/>
+                  </pic:nvPicPr>
+                  <pic:blipFill>
+                    <a:blip r:embed="rId15"/>
+                    <a:stretch>
+                      <a:fillRect/>
+                    </a:stretch>
+                  </pic:blipFill>
+                  <pic:spPr>
+                    <a:xfrm>
+                      <a:off x="0" y="0"/>
+                      <a:ext cx="5486400" cy="3529584"/>
+                    </a:xfrm>
+                    <a:prstGeom prst="rect"/>
+                  </pic:spPr>
+                </pic:pic>
+              </a:graphicData>
+            </a:graphic>
+          </wp:inline>
+        </w:drawing>
+      </w:r>
+    </w:p>
+    <w:p>
+      <w:pPr>
+        <w:spacing w:line="336" w:lineRule="auto" w:after="180"/>
+      </w:pPr>
+      <w:r>
+        <w:rPr>
+          <w:b w:val="0"/>
+        </w:rPr>
+        <w:t xml:space="preserve">For the Grounded Learning Service, retain an annotated trace and the changed-case result. Name the contract or </w:t>
+      </w:r>
+      <w:r>
+        <w:rPr>
+          <w:b/>
+        </w:rPr>
+        <w:t>evidence</w:t>
+      </w:r>
+      <w:r>
+        <w:rPr>
+          <w:b w:val="0"/>
+        </w:rPr>
+        <w:t xml:space="preserve"> that makes the deciding step valid, so another team can review it.</w:t>
+      </w:r>
+    </w:p>
+    <w:p>
+      <w:pPr>
+        <w:spacing w:line="336" w:lineRule="auto" w:after="180"/>
+      </w:pPr>
+      <w:r>
+        <w:rPr>
+          <w:b w:val="0"/>
+        </w:rPr>
+        <w:t xml:space="preserve">Draw your </w:t>
+      </w:r>
+      <w:r>
+        <w:rPr>
+          <w:b/>
+        </w:rPr>
+        <w:t>input</w:t>
+      </w:r>
+      <w:r>
+        <w:rPr>
+          <w:b w:val="0"/>
+        </w:rPr>
+        <w:t>, deciding step, result and limit. Supported question: Compare A’s count 4 with B’s count "4". Which record passes, which gate rejects B, and why does changing A’s count to -1 create a different failure?</w:t>
+      </w:r>
+    </w:p>
+    <w:p>
+      <w:pPr>
+        <w:spacing w:line="336" w:lineRule="auto" w:after="180"/>
+        <w:shd w:fill="F5F1FB"/>
+      </w:pPr>
+      <w:r>
+        <w:rPr>
+          <w:b w:val="0"/>
+        </w:rPr>
+        <w:t xml:space="preserve">Draw your project trace and justify the deciding step using </w:t>
+      </w:r>
+      <w:r>
+        <w:rPr>
+          <w:b/>
+        </w:rPr>
+        <w:t>evidence</w:t>
+      </w:r>
+      <w:r>
+        <w:rPr>
+          <w:b w:val="0"/>
+        </w:rPr>
+        <w:t>.</w:t>
+      </w:r>
+    </w:p>
+    <w:p>
+      <w:pPr>
+        <w:pStyle w:val="Heading3"/>
+      </w:pPr>
+      <w:r>
+        <w:t>My picture explanation, deciding evidence and one limit</w:t>
       </w:r>
     </w:p>
     <w:p>

--- a/downloads/workbook/ai-6-week-03.docx
+++ b/downloads/workbook/ai-6-week-03.docx
@@ -84,6 +84,72 @@
     <w:p>
       <w:r>
         <w:t>________________________________________________________________</w:t>
+      </w:r>
+    </w:p>
+    <w:p>
+      <w:pPr>
+        <w:pStyle w:val="Heading3"/>
+      </w:pPr>
+      <w:r>
+        <w:t>Lesson reference for workbook practice</w:t>
+      </w:r>
+    </w:p>
+    <w:p>
+      <w:pPr>
+        <w:spacing w:line="336" w:lineRule="auto" w:after="180"/>
+        <w:shd w:fill="F1F6F8"/>
+      </w:pPr>
+      <w:r>
+        <w:rPr>
+          <w:b w:val="0"/>
+        </w:rPr>
+        <w:t>Use this reference for the original W1–W3 and W5 exercises. The separately named independent case supplies its own changed facts; use those facts for that attempt before feedback.</w:t>
+      </w:r>
+    </w:p>
+    <w:p>
+      <w:pPr>
+        <w:spacing w:line="336" w:lineRule="auto" w:after="180"/>
+      </w:pPr>
+      <w:r>
+        <w:rPr>
+          <w:b w:val="0"/>
+        </w:rPr>
+        <w:t xml:space="preserve">Typed contracts define values, required fields and failure outcomes. Runtime </w:t>
+      </w:r>
+      <w:r>
+        <w:rPr>
+          <w:b/>
+        </w:rPr>
+        <w:t>input</w:t>
+      </w:r>
+      <w:r>
+        <w:rPr>
+          <w:b w:val="0"/>
+        </w:rPr>
+        <w:t xml:space="preserve"> still needs validation even when program annotations exist.</w:t>
+      </w:r>
+    </w:p>
+    <w:p>
+      <w:pPr>
+        <w:spacing w:line="336" w:lineRule="auto" w:after="180"/>
+      </w:pPr>
+      <w:r>
+        <w:rPr>
+          <w:b w:val="0"/>
+        </w:rPr>
+        <w:t xml:space="preserve">Accept exactly room_id as a nonempty string and requested_count as a nonnegative integer excluding bool. Reject extra fields, missing fields and wrong types before </w:t>
+      </w:r>
+      <w:r>
+        <w:rPr>
+          <w:b/>
+        </w:rPr>
+        <w:t>process</w:t>
+      </w:r>
+      <w:r>
+        <w:rPr>
+          <w:b w:val="0"/>
+        </w:rPr>
+        <w:t>ing.</w:t>
       </w:r>
     </w:p>
     <w:p>
@@ -1153,7 +1219,7 @@
         <w:rPr>
           <w:b w:val="0"/>
         </w:rPr>
-        <w:t>A={sample_id:"jar-8",count:4}; B={sample_id:"jar-9",count:"4"}. No type conversion is allowed.</w:t>
+        <w:t>A={sample_id:"jar -8",count:4}; B={sample_id:"jar -9",count:"4"}. No type conversion is allowed.</w:t>
       </w:r>
     </w:p>
     <w:p>
@@ -2073,7 +2139,7 @@
         <w:drawing>
           <wp:inline xmlns:a="http://schemas.openxmlformats.org/drawingml/2006/main" xmlns:pic="http://schemas.openxmlformats.org/drawingml/2006/picture">
             <wp:extent cx="5486400" cy="2834640"/>
-            <wp:docPr id="2" name="Picture 2" descr="A labelled sample record. A lab tool accepts a string sample_id and an integer count of at least zero. Supplied facts: A={sample_id:&quot;jar-8&quot;,count:4}; B={sample_id:&quot;jar-9&quot;,count:&quot;4&quot;}. No type conversion is allowed."/>
+            <wp:docPr id="2" name="Picture 2" descr="A labelled sample record. A lab tool accepts a string sample_id and an integer count of at least zero. Supplied facts: A={sample_id:&quot;jar -8&quot;,count:4}; B={sample_id:&quot;jar -9&quot;,count:&quot;4&quot;}. No type conversion is allowed."/>
             <wp:cNvGraphicFramePr>
               <a:graphicFrameLocks noChangeAspect="1"/>
             </wp:cNvGraphicFramePr>
@@ -2112,7 +2178,7 @@
         <w:rPr>
           <w:b w:val="0"/>
         </w:rPr>
-        <w:t>A labelled sample record. A lab tool accepts a string sample_id and an integer count of at least zero. Supplied facts: A={sample_id:"jar-8",count:4}; B={sample_id:"jar-9",count:"4"}. No type conversion is allowed.</w:t>
+        <w:t>A labelled sample record. A lab tool accepts a string sample_id and an integer count of at least zero. Supplied facts: A={sample_id:"jar -8",count:4}; B={sample_id:"jar -9",count:"4"}. No type conversion is allowed.</w:t>
       </w:r>
     </w:p>
     <w:p>

--- a/downloads/workbook/ai-6-week-03.docx
+++ b/downloads/workbook/ai-6-week-03.docx
@@ -25,22 +25,45 @@
         <w:pStyle w:val="Heading1"/>
       </w:pPr>
       <w:r>
-        <w:t>01. Recall and choose your starting point</w:t>
-      </w:r>
-    </w:p>
-    <w:p>
-      <w:r>
-        <w:t>Record your starting explanation for Typed contracts and schemas before opening notes. Show any later correction separately.</w:t>
-      </w:r>
-    </w:p>
-    <w:p>
-      <w:pPr>
-        <w:spacing w:line="336" w:lineRule="auto" w:after="180"/>
-      </w:pPr>
-      <w:r>
-        <w:rPr>
-          <w:b w:val="0"/>
-        </w:rPr>
+        <w:t>One complete schema-validation record.</w:t>
+      </w:r>
+    </w:p>
+    <w:p>
+      <w:r>
+        <w:t>Keep the exact schema, inputs, first failing gate and remaining domain checks together.</w:t>
+      </w:r>
+    </w:p>
+    <w:p>
+      <w:r>
+        <w:t>Recall → W1–W3/W5 → count explanation → project schema → delayed return.</w:t>
+      </w:r>
+    </w:p>
+    <w:p>
+      <w:pPr>
+        <w:pStyle w:val="Heading1"/>
+      </w:pPr>
+      <w:r>
+        <w:t>01. Recall · Retrieve before notes</w:t>
+      </w:r>
+    </w:p>
+    <w:p>
+      <w:r>
+        <w:t>Keep this task’s inputs,rule and response together.</w:t>
+      </w:r>
+    </w:p>
+    <w:p>
+      <w:pPr>
+        <w:pStyle w:val="Heading2"/>
+      </w:pPr>
+      <w:r>
+        <w:t>Complete task and evidence</w:t>
+      </w:r>
+    </w:p>
+    <w:p>
+      <w:pPr>
+        <w:pStyle w:val="ListBullet"/>
+      </w:pPr>
+      <w:r>
         <w:t>Try the recall before opening notes. Then use a different colour or a labelled second line to correct your explanation.</w:t>
       </w:r>
     </w:p>
@@ -54,12 +77,9 @@
     </w:p>
     <w:p>
       <w:pPr>
-        <w:spacing w:line="336" w:lineRule="auto" w:after="180"/>
-      </w:pPr>
-      <w:r>
-        <w:rPr>
-          <w:b w:val="0"/>
-        </w:rPr>
+        <w:pStyle w:val="ListBullet"/>
+      </w:pPr>
+      <w:r>
         <w:t>Without opening the old lesson, explain one key idea from Architecture and data flow. Give an example and a mistake that the idea helps you avoid.</w:t>
       </w:r>
     </w:p>
@@ -96,60 +116,26 @@
     </w:p>
     <w:p>
       <w:pPr>
-        <w:spacing w:line="336" w:lineRule="auto" w:after="180"/>
-        <w:shd w:fill="F1F6F8"/>
-      </w:pPr>
-      <w:r>
-        <w:rPr>
-          <w:b w:val="0"/>
-        </w:rPr>
+        <w:pStyle w:val="ListBullet"/>
+      </w:pPr>
+      <w:r>
         <w:t>Use this reference for the original W1–W3 and W5 exercises. The separately named independent case supplies its own changed facts; use those facts for that attempt before feedback.</w:t>
       </w:r>
     </w:p>
     <w:p>
       <w:pPr>
-        <w:spacing w:line="336" w:lineRule="auto" w:after="180"/>
-      </w:pPr>
-      <w:r>
-        <w:rPr>
-          <w:b w:val="0"/>
-        </w:rPr>
-        <w:t xml:space="preserve">Typed contracts define values, required fields and failure outcomes. Runtime </w:t>
-      </w:r>
-      <w:r>
-        <w:rPr>
-          <w:b/>
-        </w:rPr>
-        <w:t>input</w:t>
-      </w:r>
-      <w:r>
-        <w:rPr>
-          <w:b w:val="0"/>
-        </w:rPr>
-        <w:t xml:space="preserve"> still needs validation even when program annotations exist.</w:t>
-      </w:r>
-    </w:p>
-    <w:p>
-      <w:pPr>
-        <w:spacing w:line="336" w:lineRule="auto" w:after="180"/>
-      </w:pPr>
-      <w:r>
-        <w:rPr>
-          <w:b w:val="0"/>
-        </w:rPr>
-        <w:t xml:space="preserve">Accept exactly room_id as a nonempty string and requested_count as a nonnegative integer excluding bool. Reject extra fields, missing fields and wrong types before </w:t>
-      </w:r>
-      <w:r>
-        <w:rPr>
-          <w:b/>
-        </w:rPr>
-        <w:t>process</w:t>
-      </w:r>
-      <w:r>
-        <w:rPr>
-          <w:b w:val="0"/>
-        </w:rPr>
-        <w:t>ing.</w:t>
+        <w:pStyle w:val="ListBullet"/>
+      </w:pPr>
+      <w:r>
+        <w:t>Typed contracts define values, required fields and failure outcomes. Runtime input still needs validation even when program annotations exist.</w:t>
+      </w:r>
+    </w:p>
+    <w:p>
+      <w:pPr>
+        <w:pStyle w:val="ListBullet"/>
+      </w:pPr>
+      <w:r>
+        <w:t>Accept exactly room_id as a nonempty string and requested_count as a nonnegative integer excluding bool. Reject extra fields, missing fields and wrong types before processing.</w:t>
       </w:r>
     </w:p>
     <w:p>
@@ -157,135 +143,44 @@
         <w:pStyle w:val="Heading1"/>
       </w:pPr>
       <w:r>
-        <w:t>02. Practise with fading help</w:t>
-      </w:r>
-    </w:p>
-    <w:p>
-      <w:r>
-        <w:t>Complete the supported Typed contracts and schemas trace and record the first step you can explain without help.</w:t>
-      </w:r>
-    </w:p>
-    <w:p>
-      <w:pPr>
-        <w:spacing w:line="336" w:lineRule="auto" w:after="180"/>
-      </w:pPr>
-      <w:r>
-        <w:rPr>
-          <w:b w:val="0"/>
-        </w:rPr>
-        <w:t xml:space="preserve">Use W2: Trace the worked case for Typed contracts and </w:t>
-      </w:r>
-      <w:r>
-        <w:rPr>
-          <w:b/>
-        </w:rPr>
-        <w:t>schema</w:t>
-      </w:r>
-      <w:r>
-        <w:rPr>
-          <w:b w:val="0"/>
-        </w:rPr>
-        <w:t>s. Record the answer once; the lesson and workbook refer to the same attempt.</w:t>
-      </w:r>
-    </w:p>
-    <w:tbl>
-      <w:tblPr>
-        <w:tblStyle w:val="LightShading-Accent1"/>
-        <w:tblW w:type="auto" w:w="0"/>
-        <w:tblLook w:firstColumn="1" w:firstRow="1" w:lastColumn="0" w:lastRow="0" w:noHBand="0" w:noVBand="1" w:val="04A0"/>
-      </w:tblPr>
-      <w:tblGrid>
-        <w:gridCol w:w="2556"/>
-        <w:gridCol w:w="2556"/>
-        <w:gridCol w:w="2556"/>
-        <w:gridCol w:w="2556"/>
-      </w:tblGrid>
-      <w:tr>
-        <w:trPr>
-          <w:tblHeader/>
-        </w:trPr>
-        <w:tc>
-          <w:tcPr>
-            <w:tcW w:type="dxa" w:w="2556"/>
-          </w:tcPr>
-          <w:p>
-            <w:r>
-              <w:t>Given inputs</w:t>
-            </w:r>
-          </w:p>
-        </w:tc>
-        <w:tc>
-          <w:tcPr>
-            <w:tcW w:type="dxa" w:w="2556"/>
-          </w:tcPr>
-          <w:p>
-            <w:r>
-              <w:t>Procedure I chose</w:t>
-            </w:r>
-          </w:p>
-        </w:tc>
-        <w:tc>
-          <w:tcPr>
-            <w:tcW w:type="dxa" w:w="2556"/>
-          </w:tcPr>
-          <w:p>
-            <w:r>
-              <w:t>Middle steps</w:t>
-            </w:r>
-          </w:p>
-        </w:tc>
-        <w:tc>
-          <w:tcPr>
-            <w:tcW w:type="dxa" w:w="2556"/>
-          </w:tcPr>
-          <w:p>
-            <w:r>
-              <w:t>Result and check</w:t>
-            </w:r>
-          </w:p>
-        </w:tc>
-      </w:tr>
-      <w:tr>
-        <w:tc>
-          <w:tcPr>
-            <w:tcW w:type="dxa" w:w="2556"/>
-          </w:tcPr>
-          <w:p>
-            <w:r/>
-          </w:p>
-        </w:tc>
-        <w:tc>
-          <w:tcPr>
-            <w:tcW w:type="dxa" w:w="2556"/>
-          </w:tcPr>
-          <w:p>
-            <w:r/>
-          </w:p>
-        </w:tc>
-        <w:tc>
-          <w:tcPr>
-            <w:tcW w:type="dxa" w:w="2556"/>
-          </w:tcPr>
-          <w:p>
-            <w:r/>
-          </w:p>
-        </w:tc>
-        <w:tc>
-          <w:tcPr>
-            <w:tcW w:type="dxa" w:w="2556"/>
-          </w:tcPr>
-          <w:p>
-            <w:r/>
-          </w:p>
-        </w:tc>
-      </w:tr>
-    </w:tbl>
+        <w:t>05. W1 · Explain the current example</w:t>
+      </w:r>
+    </w:p>
+    <w:p>
+      <w:r>
+        <w:t>Keep this task’s inputs,rule and response together.</w:t>
+      </w:r>
+    </w:p>
+    <w:p>
+      <w:pPr>
+        <w:pStyle w:val="Heading2"/>
+      </w:pPr>
+      <w:r>
+        <w:t>Complete task and evidence</w:t>
+      </w:r>
+    </w:p>
+    <w:p>
+      <w:pPr>
+        <w:pStyle w:val="ListBullet"/>
+      </w:pPr>
+      <w:r>
+        <w:t>Main schema: exactly a Python dict with room_id and requested_count; no extra/missing fields. room_id must be a nonempty string. requested_count must have exact type int and be at least zero; bool is excluded and no conversion is allowed. Main room B/True passes the outer keys and string check, but True fails exact count type even though isinstance(True, int) is True. Validate before processing and return a copy; no lookup, authorization, capacity check or booking is performed. Literal nonempty string allows whitespace; a format/existence rule is a separate contract. Separate picture sample schema uses sample_id/count: A "jar -8" with integer 4 passes, B "jar -9" with quoted"4" fails type. Changing A to integer−1 fails range instead. Valid structure does not prove measurement truth or permission. Original zero-count example is reference/recall; the mixed later task needs individual reasoning and an exposure-aware assessment record.</w:t>
+      </w:r>
+    </w:p>
+    <w:p>
+      <w:pPr>
+        <w:pStyle w:val="ListBullet"/>
+      </w:pPr>
+      <w:r>
+        <w:t>Explain the weekly mechanism in your own words. Use the worked scenario to name its input, decision rule and output.</w:t>
+      </w:r>
+    </w:p>
     <w:p>
       <w:pPr>
         <w:pStyle w:val="Heading3"/>
       </w:pPr>
       <w:r>
-        <w:t>The step I completed without help, and the hint I needed</w:t>
+        <w:t>My reasoning and evidence</w:t>
       </w:r>
     </w:p>
     <w:p>
@@ -304,50 +199,55 @@
       </w:r>
     </w:p>
     <w:p>
+      <w:r>
+        <w:t>________________________________________________________________</w:t>
+      </w:r>
+    </w:p>
+    <w:p>
+      <w:r>
+        <w:t>________________________________________________________________</w:t>
+      </w:r>
+    </w:p>
+    <w:p>
+      <w:r>
+        <w:t>________________________________________________________________</w:t>
+      </w:r>
+    </w:p>
+    <w:p>
       <w:pPr>
         <w:pStyle w:val="Heading1"/>
       </w:pPr>
       <w:r>
-        <w:t>03. Individual reasoning check</w:t>
-      </w:r>
-    </w:p>
-    <w:p>
-      <w:r>
-        <w:t>Check the proposed Typed contracts and schemas explanation against the supplied facts before discussing it.</w:t>
-      </w:r>
-    </w:p>
-    <w:p>
-      <w:pPr>
-        <w:spacing w:line="336" w:lineRule="auto" w:after="180"/>
-      </w:pPr>
-      <w:r>
-        <w:rPr>
-          <w:b w:val="0"/>
-        </w:rPr>
-        <w:t xml:space="preserve">Use the worked case for Typed contracts and </w:t>
-      </w:r>
-      <w:r>
-        <w:rPr>
-          <w:b/>
-        </w:rPr>
-        <w:t>schema</w:t>
-      </w:r>
-      <w:r>
-        <w:rPr>
-          <w:b w:val="0"/>
-        </w:rPr>
-        <w:t>s. Proposed explanation: “The worked result establishes every future case”. Decide whether this explanation is supported.</w:t>
-      </w:r>
-    </w:p>
-    <w:p>
-      <w:pPr>
-        <w:spacing w:line="336" w:lineRule="auto" w:after="180"/>
-      </w:pPr>
-      <w:r>
-        <w:rPr>
-          <w:b w:val="0"/>
-        </w:rPr>
-        <w:t>Point to the step or supplied fact that decides; explain your repair if needed.</w:t>
+        <w:t>06. W2 · Trace the calculation</w:t>
+      </w:r>
+    </w:p>
+    <w:p>
+      <w:r>
+        <w:t>Keep this task’s inputs,rule and response together.</w:t>
+      </w:r>
+    </w:p>
+    <w:p>
+      <w:pPr>
+        <w:pStyle w:val="Heading2"/>
+      </w:pPr>
+      <w:r>
+        <w:t>Complete task and evidence</w:t>
+      </w:r>
+    </w:p>
+    <w:p>
+      <w:pPr>
+        <w:pStyle w:val="ListBullet"/>
+      </w:pPr>
+      <w:r>
+        <w:t>Main schema: exactly a Python dict with room_id and requested_count; no extra/missing fields. room_id must be a nonempty string. requested_count must have exact type int and be at least zero; bool is excluded and no conversion is allowed. Main room B/True passes the outer keys and string check, but True fails exact count type even though isinstance(True, int) is True. Validate before processing and return a copy; no lookup, authorization, capacity check or booking is performed. Literal nonempty string allows whitespace; a format/existence rule is a separate contract. Separate picture sample schema uses sample_id/count: A "jar -8" with integer 4 passes, B "jar -9" with quoted"4" fails type. Changing A to integer−1 fails range instead. Valid structure does not prove measurement truth or permission. Original zero-count example is reference/recall; the mixed later task needs individual reasoning and an exposure-aware assessment record.</w:t>
+      </w:r>
+    </w:p>
+    <w:p>
+      <w:pPr>
+        <w:pStyle w:val="ListBullet"/>
+      </w:pPr>
+      <w:r>
+        <w:t>Input room_id=B, requested_count=true passes a naive isinstance(value, int) check in Python. Show the intermediate steps and give the conclusion with its scope.</w:t>
       </w:r>
     </w:p>
     <w:p>
@@ -355,7 +255,7 @@
         <w:pStyle w:val="Heading3"/>
       </w:pPr>
       <w:r>
-        <w:t>My explanation before partner discussion</w:t>
+        <w:t>My reasoning and evidence</w:t>
       </w:r>
     </w:p>
     <w:p>
@@ -379,16 +279,55 @@
       </w:r>
     </w:p>
     <w:p>
+      <w:r>
+        <w:t>________________________________________________________________</w:t>
+      </w:r>
+    </w:p>
+    <w:p>
+      <w:r>
+        <w:t>________________________________________________________________</w:t>
+      </w:r>
+    </w:p>
+    <w:p>
+      <w:r>
+        <w:t>________________________________________________________________</w:t>
+      </w:r>
+    </w:p>
+    <w:p>
       <w:pPr>
         <w:pStyle w:val="Heading1"/>
       </w:pPr>
       <w:r>
-        <w:t>04. Independent transfer case</w:t>
-      </w:r>
-    </w:p>
-    <w:p>
-      <w:r>
-        <w:t>Write one first attempt at the reserved independent case before feedback. Repeated copies of that case refer to the same recorded attempt.</w:t>
+        <w:t>07. W3 · Repair a misconception</w:t>
+      </w:r>
+    </w:p>
+    <w:p>
+      <w:r>
+        <w:t>Keep this task’s inputs,rule and response together.</w:t>
+      </w:r>
+    </w:p>
+    <w:p>
+      <w:pPr>
+        <w:pStyle w:val="Heading2"/>
+      </w:pPr>
+      <w:r>
+        <w:t>Complete task and evidence</w:t>
+      </w:r>
+    </w:p>
+    <w:p>
+      <w:pPr>
+        <w:pStyle w:val="ListBullet"/>
+      </w:pPr>
+      <w:r>
+        <w:t>Main schema: exactly a Python dict with room_id and requested_count; no extra/missing fields. room_id must be a nonempty string. requested_count must have exact type int and be at least zero; bool is excluded and no conversion is allowed. Main room B/True passes the outer keys and string check, but True fails exact count type even though isinstance(True, int) is True. Validate before processing and return a copy; no lookup, authorization, capacity check or booking is performed. Literal nonempty string allows whitespace; a format/existence rule is a separate contract. Separate picture sample schema uses sample_id/count: A "jar -8" with integer 4 passes, B "jar -9" with quoted"4" fails type. Changing A to integer−1 fails range instead. Valid structure does not prove measurement truth or permission. Original zero-count example is reference/recall; the mixed later task needs individual reasoning and an exposure-aware assessment record.</w:t>
+      </w:r>
+    </w:p>
+    <w:p>
+      <w:pPr>
+        <w:pStyle w:val="ListBullet"/>
+      </w:pPr>
+      <w:r>
+        <w:t>A report omits this qualification: Schema-valid input can still be unauthorised or semantically unsuitable; subsequent checks remain necessary. Explain how omitting it could change a reader's interpretation, and write an accurate replacement.</w:t>
       </w:r>
     </w:p>
     <w:p>
@@ -396,17 +335,153 @@
         <w:pStyle w:val="Heading3"/>
       </w:pPr>
       <w:r>
+        <w:t>My reasoning and evidence</w:t>
+      </w:r>
+    </w:p>
+    <w:p>
+      <w:r>
+        <w:t>________________________________________________________________</w:t>
+      </w:r>
+    </w:p>
+    <w:p>
+      <w:r>
+        <w:t>________________________________________________________________</w:t>
+      </w:r>
+    </w:p>
+    <w:p>
+      <w:r>
+        <w:t>________________________________________________________________</w:t>
+      </w:r>
+    </w:p>
+    <w:p>
+      <w:r>
+        <w:t>________________________________________________________________</w:t>
+      </w:r>
+    </w:p>
+    <w:p>
+      <w:r>
+        <w:t>________________________________________________________________</w:t>
+      </w:r>
+    </w:p>
+    <w:p>
+      <w:r>
+        <w:t>________________________________________________________________</w:t>
+      </w:r>
+    </w:p>
+    <w:p>
+      <w:pPr>
+        <w:pStyle w:val="Heading1"/>
+      </w:pPr>
+      <w:r>
+        <w:t>09. W5 · Explain the limitation</w:t>
+      </w:r>
+    </w:p>
+    <w:p>
+      <w:r>
+        <w:t>Keep this task’s inputs,rule and response together.</w:t>
+      </w:r>
+    </w:p>
+    <w:p>
+      <w:pPr>
+        <w:pStyle w:val="Heading2"/>
+      </w:pPr>
+      <w:r>
+        <w:t>Complete task and evidence</w:t>
+      </w:r>
+    </w:p>
+    <w:p>
+      <w:pPr>
+        <w:pStyle w:val="ListBullet"/>
+      </w:pPr>
+      <w:r>
+        <w:t>Main schema: exactly a Python dict with room_id and requested_count; no extra/missing fields. room_id must be a nonempty string. requested_count must have exact type int and be at least zero; bool is excluded and no conversion is allowed. Main room B/True passes the outer keys and string check, but True fails exact count type even though isinstance(True, int) is True. Validate before processing and return a copy; no lookup, authorization, capacity check or booking is performed. Literal nonempty string allows whitespace; a format/existence rule is a separate contract. Separate picture sample schema uses sample_id/count: A "jar -8" with integer 4 passes, B "jar -9" with quoted"4" fails type. Changing A to integer−1 fails range instead. Valid structure does not prove measurement truth or permission. Original zero-count example is reference/recall; the mixed later task needs individual reasoning and an exposure-aware assessment record.</w:t>
+      </w:r>
+    </w:p>
+    <w:p>
+      <w:pPr>
+        <w:pStyle w:val="ListBullet"/>
+      </w:pPr>
+      <w:r>
+        <w:t>For the worked scenario, propose one additional case that could reveal a failure, describe its expected outcome before running it, and explain what would need to remain fixed for a fair comparison. Do not reuse W4 as a new final test after receiving feedback.</w:t>
+      </w:r>
+    </w:p>
+    <w:p>
+      <w:pPr>
+        <w:pStyle w:val="Heading3"/>
+      </w:pPr>
+      <w:r>
+        <w:t>My reasoning and evidence</w:t>
+      </w:r>
+    </w:p>
+    <w:p>
+      <w:r>
+        <w:t>________________________________________________________________</w:t>
+      </w:r>
+    </w:p>
+    <w:p>
+      <w:r>
+        <w:t>________________________________________________________________</w:t>
+      </w:r>
+    </w:p>
+    <w:p>
+      <w:r>
+        <w:t>________________________________________________________________</w:t>
+      </w:r>
+    </w:p>
+    <w:p>
+      <w:r>
+        <w:t>________________________________________________________________</w:t>
+      </w:r>
+    </w:p>
+    <w:p>
+      <w:r>
+        <w:t>________________________________________________________________</w:t>
+      </w:r>
+    </w:p>
+    <w:p>
+      <w:r>
+        <w:t>________________________________________________________________</w:t>
+      </w:r>
+    </w:p>
+    <w:p>
+      <w:r>
+        <w:t>________________________________________________________________</w:t>
+      </w:r>
+    </w:p>
+    <w:p>
+      <w:pPr>
+        <w:pStyle w:val="Heading1"/>
+      </w:pPr>
+      <w:r>
+        <w:t>04. Try alone · Selected transfer</w:t>
+      </w:r>
+    </w:p>
+    <w:p>
+      <w:r>
+        <w:t>Keep this task’s inputs,rule and response together.</w:t>
+      </w:r>
+    </w:p>
+    <w:p>
+      <w:pPr>
+        <w:pStyle w:val="Heading2"/>
+      </w:pPr>
+      <w:r>
+        <w:t>Complete task and evidence</w:t>
+      </w:r>
+    </w:p>
+    <w:p>
+      <w:pPr>
+        <w:pStyle w:val="Heading3"/>
+      </w:pPr>
+      <w:r>
         <w:t>Independent case: Apply a new case independently</w:t>
       </w:r>
     </w:p>
     <w:p>
       <w:pPr>
-        <w:spacing w:line="336" w:lineRule="auto" w:after="180"/>
-      </w:pPr>
-      <w:r>
-        <w:rPr>
-          <w:b w:val="0"/>
-        </w:rPr>
+        <w:pStyle w:val="ListBullet"/>
+      </w:pPr>
+      <w:r>
         <w:t>Classify counts 0, -1, "3", False under the stated contract.</w:t>
       </w:r>
     </w:p>
@@ -455,12 +530,9 @@
     </w:p>
     <w:p>
       <w:pPr>
-        <w:spacing w:line="336" w:lineRule="auto" w:after="180"/>
-      </w:pPr>
-      <w:r>
-        <w:rPr>
-          <w:b w:val="0"/>
-        </w:rPr>
+        <w:pStyle w:val="ListBullet"/>
+      </w:pPr>
+      <w:r>
         <w:t>Attempt this case before feedback. Record any help. Earlier examples below are further practice; a case already practised with feedback cannot establish fresh transfer.</w:t>
       </w:r>
     </w:p>
@@ -469,59 +541,28 @@
         <w:pStyle w:val="Heading1"/>
       </w:pPr>
       <w:r>
-        <w:t>05. W1 Explain the mechanism</w:t>
-      </w:r>
-    </w:p>
-    <w:p>
-      <w:r>
-        <w:t>Explain the mechanism. Apply the supplied Typed contracts and schemas facts and keep your reasoning.</w:t>
-      </w:r>
-    </w:p>
-    <w:p>
-      <w:pPr>
-        <w:spacing w:line="336" w:lineRule="auto" w:after="180"/>
-      </w:pPr>
-      <w:r>
-        <w:rPr>
-          <w:b w:val="0"/>
-        </w:rPr>
-        <w:t xml:space="preserve">Explain the weekly </w:t>
-      </w:r>
-      <w:r>
-        <w:rPr>
-          <w:b/>
-        </w:rPr>
-        <w:t>mechanism</w:t>
-      </w:r>
-      <w:r>
-        <w:rPr>
-          <w:b w:val="0"/>
-        </w:rPr>
-        <w:t xml:space="preserve"> in your own words. Use the worked scenario to name its </w:t>
-      </w:r>
-      <w:r>
-        <w:rPr>
-          <w:b/>
-        </w:rPr>
-        <w:t>input</w:t>
-      </w:r>
-      <w:r>
-        <w:rPr>
-          <w:b w:val="0"/>
-        </w:rPr>
-        <w:t xml:space="preserve">, decision rule and </w:t>
-      </w:r>
-      <w:r>
-        <w:rPr>
-          <w:b/>
-        </w:rPr>
-        <w:t>output</w:t>
-      </w:r>
-      <w:r>
-        <w:rPr>
-          <w:b w:val="0"/>
-        </w:rPr>
-        <w:t>.</w:t>
+        <w:t>10. Project · Keep the service evidence</w:t>
+      </w:r>
+    </w:p>
+    <w:p>
+      <w:r>
+        <w:t>Preserve the contract, inputs, observed outcomes and limits.</w:t>
+      </w:r>
+    </w:p>
+    <w:p>
+      <w:pPr>
+        <w:pStyle w:val="Heading2"/>
+      </w:pPr>
+      <w:r>
+        <w:t>Complete task and evidence</w:t>
+      </w:r>
+    </w:p>
+    <w:p>
+      <w:pPr>
+        <w:pStyle w:val="ListBullet"/>
+      </w:pPr>
+      <w:r>
+        <w:t>Add a labelled typed contracts and schemas evidence sheet to Grounded Learning Service. Show how you can explain the mechanism and terminology of typed contracts and schemas. Use the supplied fictional case and keep its inputs, intermediate steps, calculation or prediction, and limitation. Connect this record to last week’s record; a matching answer without a trace is insufficient.</w:t>
       </w:r>
     </w:p>
     <w:p>
@@ -529,7 +570,7 @@
         <w:pStyle w:val="Heading3"/>
       </w:pPr>
       <w:r>
-        <w:t>My reasoning and evidence</w:t>
+        <w:t>My project change, supporting evidence and remaining limit</w:t>
       </w:r>
     </w:p>
     <w:p>
@@ -567,477 +608,20 @@
         <w:pStyle w:val="Heading1"/>
       </w:pPr>
       <w:r>
-        <w:t>06. W2 Trace the worked case</w:t>
-      </w:r>
-    </w:p>
-    <w:p>
-      <w:r>
-        <w:t>Trace the worked case. Apply the supplied Typed contracts and schemas facts and keep your reasoning.</w:t>
-      </w:r>
-    </w:p>
-    <w:p>
-      <w:pPr>
-        <w:spacing w:line="336" w:lineRule="auto" w:after="180"/>
-      </w:pPr>
-      <w:r>
-        <w:rPr>
-          <w:b/>
-        </w:rPr>
-        <w:t>Input</w:t>
-      </w:r>
-      <w:r>
-        <w:rPr>
-          <w:b w:val="0"/>
-        </w:rPr>
-        <w:t xml:space="preserve"> room_id=B, requested_count=true passes a naive isinstance(value, int) check in Python. Show the intermediate steps and give the conclusion with its scope.</w:t>
-      </w:r>
-    </w:p>
-    <w:p>
-      <w:pPr>
-        <w:pStyle w:val="Heading3"/>
-      </w:pPr>
-      <w:r>
-        <w:t>My reasoning and evidence</w:t>
-      </w:r>
-    </w:p>
-    <w:p>
-      <w:r>
-        <w:t>________________________________________________________________</w:t>
-      </w:r>
-    </w:p>
-    <w:p>
-      <w:r>
-        <w:t>________________________________________________________________</w:t>
-      </w:r>
-    </w:p>
-    <w:p>
-      <w:r>
-        <w:t>________________________________________________________________</w:t>
-      </w:r>
-    </w:p>
-    <w:p>
-      <w:r>
-        <w:t>________________________________________________________________</w:t>
-      </w:r>
-    </w:p>
-    <w:p>
-      <w:r>
-        <w:t>________________________________________________________________</w:t>
-      </w:r>
-    </w:p>
-    <w:p>
-      <w:r>
-        <w:t>________________________________________________________________</w:t>
-      </w:r>
-    </w:p>
-    <w:p>
-      <w:r>
-        <w:t>________________________________________________________________</w:t>
-      </w:r>
-    </w:p>
-    <w:p>
-      <w:pPr>
-        <w:pStyle w:val="Heading1"/>
-      </w:pPr>
-      <w:r>
-        <w:t>07. W3 Audit the limit</w:t>
-      </w:r>
-    </w:p>
-    <w:p>
-      <w:r>
-        <w:t>Audit the limit. Apply the supplied Typed contracts and schemas facts and keep your reasoning.</w:t>
-      </w:r>
-    </w:p>
-    <w:p>
-      <w:pPr>
-        <w:spacing w:line="336" w:lineRule="auto" w:after="180"/>
-      </w:pPr>
-      <w:r>
-        <w:rPr>
-          <w:b w:val="0"/>
-        </w:rPr>
-        <w:t xml:space="preserve">A report omits this qualification: </w:t>
-      </w:r>
-      <w:r>
-        <w:rPr>
-          <w:b/>
-        </w:rPr>
-        <w:t>Schema</w:t>
-      </w:r>
-      <w:r>
-        <w:rPr>
-          <w:b w:val="0"/>
-        </w:rPr>
-        <w:t xml:space="preserve">-valid </w:t>
-      </w:r>
-      <w:r>
-        <w:rPr>
-          <w:b/>
-        </w:rPr>
-        <w:t>input</w:t>
-      </w:r>
-      <w:r>
-        <w:rPr>
-          <w:b w:val="0"/>
-        </w:rPr>
-        <w:t xml:space="preserve"> can still be unauthorised or semantically unsuitable; subsequent checks remain necessary.</w:t>
-      </w:r>
-    </w:p>
-    <w:p>
-      <w:pPr>
-        <w:spacing w:line="336" w:lineRule="auto" w:after="180"/>
-      </w:pPr>
-      <w:r>
-        <w:rPr>
-          <w:b w:val="0"/>
-        </w:rPr>
-        <w:t>Explain how omitting it could change a reader's interpretation, and write an accurate replacement.</w:t>
-      </w:r>
-    </w:p>
-    <w:p>
-      <w:pPr>
-        <w:pStyle w:val="Heading3"/>
-      </w:pPr>
-      <w:r>
-        <w:t>My reasoning and evidence</w:t>
-      </w:r>
-    </w:p>
-    <w:p>
-      <w:r>
-        <w:t>________________________________________________________________</w:t>
-      </w:r>
-    </w:p>
-    <w:p>
-      <w:r>
-        <w:t>________________________________________________________________</w:t>
-      </w:r>
-    </w:p>
-    <w:p>
-      <w:r>
-        <w:t>________________________________________________________________</w:t>
-      </w:r>
-    </w:p>
-    <w:p>
-      <w:r>
-        <w:t>________________________________________________________________</w:t>
-      </w:r>
-    </w:p>
-    <w:p>
-      <w:r>
-        <w:t>________________________________________________________________</w:t>
-      </w:r>
-    </w:p>
-    <w:p>
-      <w:r>
-        <w:t>________________________________________________________________</w:t>
-      </w:r>
-    </w:p>
-    <w:p>
-      <w:pPr>
-        <w:pStyle w:val="Heading1"/>
-      </w:pPr>
-      <w:r>
-        <w:t>08. W4 Apply a new case independently</w:t>
-      </w:r>
-    </w:p>
-    <w:p>
-      <w:r>
-        <w:t>Attempt before feedback. If this repeats the selected independent case, reuse that first attempt; otherwise keep a separate record. Apply a new case independently. Apply the supplied Typed contracts and schemas facts and keep your reasoning.</w:t>
-      </w:r>
-    </w:p>
-    <w:p>
-      <w:pPr>
-        <w:spacing w:line="336" w:lineRule="auto" w:after="180"/>
-      </w:pPr>
-      <w:r>
-        <w:rPr>
-          <w:b w:val="0"/>
-        </w:rPr>
-        <w:t>Classify counts 0, -1, "3", False under the stated contract.</w:t>
-      </w:r>
-    </w:p>
-    <w:p>
-      <w:pPr>
-        <w:pStyle w:val="Heading3"/>
-      </w:pPr>
-      <w:r>
-        <w:t>My reasoning and evidence</w:t>
-      </w:r>
-    </w:p>
-    <w:p>
-      <w:r>
-        <w:t>________________________________________________________________</w:t>
-      </w:r>
-    </w:p>
-    <w:p>
-      <w:r>
-        <w:t>________________________________________________________________</w:t>
-      </w:r>
-    </w:p>
-    <w:p>
-      <w:r>
-        <w:t>________________________________________________________________</w:t>
-      </w:r>
-    </w:p>
-    <w:p>
-      <w:r>
-        <w:t>________________________________________________________________</w:t>
-      </w:r>
-    </w:p>
-    <w:p>
-      <w:r>
-        <w:t>________________________________________________________________</w:t>
-      </w:r>
-    </w:p>
-    <w:p>
-      <w:r>
-        <w:t>________________________________________________________________</w:t>
-      </w:r>
-    </w:p>
-    <w:p>
-      <w:r>
-        <w:t>________________________________________________________________</w:t>
-      </w:r>
-    </w:p>
-    <w:p>
-      <w:r>
-        <w:t>________________________________________________________________</w:t>
-      </w:r>
-    </w:p>
-    <w:p>
-      <w:pPr>
-        <w:pStyle w:val="Heading1"/>
-      </w:pPr>
-      <w:r>
-        <w:t>09. W5 Design a revealing follow-up</w:t>
-      </w:r>
-    </w:p>
-    <w:p>
-      <w:r>
-        <w:t>Design a revealing follow-up. Apply the supplied Typed contracts and schemas facts and keep your reasoning.</w:t>
-      </w:r>
-    </w:p>
-    <w:p>
-      <w:pPr>
-        <w:spacing w:line="336" w:lineRule="auto" w:after="180"/>
-      </w:pPr>
-      <w:r>
-        <w:rPr>
-          <w:b w:val="0"/>
-        </w:rPr>
-        <w:t>For the worked scenario, propose one additional case that could reveal a failure, describe its expected outcome before running it, and explain what would need to remain fixed for a fair comparison.</w:t>
-      </w:r>
-    </w:p>
-    <w:p>
-      <w:pPr>
-        <w:spacing w:line="336" w:lineRule="auto" w:after="180"/>
-      </w:pPr>
-      <w:r>
-        <w:rPr>
-          <w:b w:val="0"/>
-        </w:rPr>
-        <w:t>Do not reuse W4 as a new final test after receiving feedback.</w:t>
-      </w:r>
-    </w:p>
-    <w:p>
-      <w:pPr>
-        <w:pStyle w:val="Heading3"/>
-      </w:pPr>
-      <w:r>
-        <w:t>My reasoning and evidence</w:t>
-      </w:r>
-    </w:p>
-    <w:p>
-      <w:r>
-        <w:t>________________________________________________________________</w:t>
-      </w:r>
-    </w:p>
-    <w:p>
-      <w:r>
-        <w:t>________________________________________________________________</w:t>
-      </w:r>
-    </w:p>
-    <w:p>
-      <w:r>
-        <w:t>________________________________________________________________</w:t>
-      </w:r>
-    </w:p>
-    <w:p>
-      <w:r>
-        <w:t>________________________________________________________________</w:t>
-      </w:r>
-    </w:p>
-    <w:p>
-      <w:r>
-        <w:t>________________________________________________________________</w:t>
-      </w:r>
-    </w:p>
-    <w:p>
-      <w:r>
-        <w:t>________________________________________________________________</w:t>
-      </w:r>
-    </w:p>
-    <w:p>
-      <w:r>
-        <w:t>________________________________________________________________</w:t>
-      </w:r>
-    </w:p>
-    <w:p>
-      <w:pPr>
-        <w:pStyle w:val="Heading1"/>
-      </w:pPr>
-      <w:r>
-        <w:t>10. Project checkpoint and reflection</w:t>
-      </w:r>
-    </w:p>
-    <w:p>
-      <w:r>
-        <w:t>Connect Typed contracts and schemas to Grounded Learning Service, identify a limit and choose the next useful test.</w:t>
-      </w:r>
-    </w:p>
-    <w:p>
-      <w:pPr>
-        <w:spacing w:line="336" w:lineRule="auto" w:after="180"/>
-      </w:pPr>
-      <w:r>
-        <w:rPr>
-          <w:b w:val="0"/>
-        </w:rPr>
-        <w:t xml:space="preserve">Add a labelled typed contracts and </w:t>
-      </w:r>
-      <w:r>
-        <w:rPr>
-          <w:b/>
-        </w:rPr>
-        <w:t>schema</w:t>
-      </w:r>
-      <w:r>
-        <w:rPr>
-          <w:b w:val="0"/>
-        </w:rPr>
-        <w:t xml:space="preserve">s </w:t>
-      </w:r>
-      <w:r>
-        <w:rPr>
-          <w:b/>
-        </w:rPr>
-        <w:t>evidence</w:t>
-      </w:r>
-      <w:r>
-        <w:rPr>
-          <w:b w:val="0"/>
-        </w:rPr>
-        <w:t xml:space="preserve"> sheet to Grounded Learning Service. Show how you can explain the </w:t>
-      </w:r>
-      <w:r>
-        <w:rPr>
-          <w:b/>
-        </w:rPr>
-        <w:t>mechanism</w:t>
-      </w:r>
-      <w:r>
-        <w:rPr>
-          <w:b w:val="0"/>
-        </w:rPr>
-        <w:t xml:space="preserve"> and terminology of typed contracts and </w:t>
-      </w:r>
-      <w:r>
-        <w:rPr>
-          <w:b/>
-        </w:rPr>
-        <w:t>schema</w:t>
-      </w:r>
-      <w:r>
-        <w:rPr>
-          <w:b w:val="0"/>
-        </w:rPr>
-        <w:t>s.</w:t>
-      </w:r>
-    </w:p>
-    <w:p>
-      <w:pPr>
-        <w:spacing w:line="336" w:lineRule="auto" w:after="180"/>
-      </w:pPr>
-      <w:r>
-        <w:rPr>
-          <w:b w:val="0"/>
-        </w:rPr>
-        <w:t xml:space="preserve">Use the supplied fictional case and keep its </w:t>
-      </w:r>
-      <w:r>
-        <w:rPr>
-          <w:b/>
-        </w:rPr>
-        <w:t>input</w:t>
-      </w:r>
-      <w:r>
-        <w:rPr>
-          <w:b w:val="0"/>
-        </w:rPr>
-        <w:t xml:space="preserve">s, intermediate steps, calculation or </w:t>
-      </w:r>
-      <w:r>
-        <w:rPr>
-          <w:b/>
-        </w:rPr>
-        <w:t>prediction</w:t>
-      </w:r>
-      <w:r>
-        <w:rPr>
-          <w:b w:val="0"/>
-        </w:rPr>
-        <w:t>, and limitation. Connect this record to last week’s record; a matching answer without a trace is insufficient.</w:t>
-      </w:r>
-    </w:p>
-    <w:p>
-      <w:pPr>
-        <w:pStyle w:val="Heading3"/>
-      </w:pPr>
-      <w:r>
-        <w:t>My project change, supporting evidence and remaining limit</w:t>
-      </w:r>
-    </w:p>
-    <w:p>
-      <w:r>
-        <w:t>________________________________________________________________</w:t>
-      </w:r>
-    </w:p>
-    <w:p>
-      <w:r>
-        <w:t>________________________________________________________________</w:t>
-      </w:r>
-    </w:p>
-    <w:p>
-      <w:r>
-        <w:t>________________________________________________________________</w:t>
-      </w:r>
-    </w:p>
-    <w:p>
-      <w:r>
-        <w:t>________________________________________________________________</w:t>
-      </w:r>
-    </w:p>
-    <w:p>
-      <w:r>
-        <w:t>________________________________________________________________</w:t>
-      </w:r>
-    </w:p>
-    <w:p>
-      <w:r>
-        <w:t>________________________________________________________________</w:t>
-      </w:r>
-    </w:p>
-    <w:p>
-      <w:pPr>
-        <w:pStyle w:val="Heading1"/>
-      </w:pPr>
-      <w:r>
-        <w:t>11. Feedback, return check and learning record</w:t>
-      </w:r>
-    </w:p>
-    <w:p>
-      <w:r>
-        <w:t>Record the first repaired step and a different case to revisit after a delay.</w:t>
+        <w:t>11. Feedback · Repair and return</w:t>
+      </w:r>
+    </w:p>
+    <w:p>
+      <w:r>
+        <w:t>Keep this task’s inputs,rule and response together.</w:t>
+      </w:r>
+    </w:p>
+    <w:p>
+      <w:pPr>
+        <w:pStyle w:val="Heading2"/>
+      </w:pPr>
+      <w:r>
+        <w:t>Complete task and evidence</w:t>
       </w:r>
     </w:p>
     <w:tbl>
@@ -1178,12 +762,9 @@
     </w:tbl>
     <w:p>
       <w:pPr>
-        <w:spacing w:line="336" w:lineRule="auto" w:after="180"/>
-      </w:pPr>
-      <w:r>
-        <w:rPr>
-          <w:b w:val="0"/>
-        </w:rPr>
+        <w:pStyle w:val="ListBullet"/>
+      </w:pPr>
+      <w:r>
         <w:t>Revisit this idea with your teacher after a delay. Familiarity is different from explaining and using it on a changed case.</w:t>
       </w:r>
     </w:p>
@@ -1192,33 +773,321 @@
         <w:pStyle w:val="Heading1"/>
       </w:pPr>
       <w:r>
-        <w:t>12. Pictorial case practice: Typed contracts and schemas</w:t>
-      </w:r>
-    </w:p>
-    <w:p>
-      <w:r>
-        <w:t>A labelled sample record. A lab tool accepts a string sample_id and an integer count of at least zero. Explain the labelled step before checking the changed condition.</w:t>
-      </w:r>
-    </w:p>
-    <w:p>
-      <w:pPr>
-        <w:spacing w:line="336" w:lineRule="auto" w:after="180"/>
-      </w:pPr>
-      <w:r>
-        <w:rPr>
-          <w:b w:val="0"/>
-        </w:rPr>
+        <w:t>Reference bank and extra practice</w:t>
+      </w:r>
+    </w:p>
+    <w:p>
+      <w:pPr>
+        <w:pStyle w:val="Heading1"/>
+      </w:pPr>
+      <w:r>
+        <w:t>02. Reference · Supported W2 record</w:t>
+      </w:r>
+    </w:p>
+    <w:p>
+      <w:r>
+        <w:t>Keep this task’s inputs,rule and response together.</w:t>
+      </w:r>
+    </w:p>
+    <w:p>
+      <w:pPr>
+        <w:pStyle w:val="Heading2"/>
+      </w:pPr>
+      <w:r>
+        <w:t>Complete task and evidence</w:t>
+      </w:r>
+    </w:p>
+    <w:p>
+      <w:pPr>
+        <w:pStyle w:val="ListBullet"/>
+      </w:pPr>
+      <w:r>
+        <w:t>Use W2: Trace the worked case for Typed contracts and schemas. Record the answer once; the lesson and workbook refer to the same attempt.</w:t>
+      </w:r>
+    </w:p>
+    <w:tbl>
+      <w:tblPr>
+        <w:tblStyle w:val="LightShading-Accent1"/>
+        <w:tblW w:type="auto" w:w="0"/>
+        <w:tblLook w:firstColumn="1" w:firstRow="1" w:lastColumn="0" w:lastRow="0" w:noHBand="0" w:noVBand="1" w:val="04A0"/>
+      </w:tblPr>
+      <w:tblGrid>
+        <w:gridCol w:w="2556"/>
+        <w:gridCol w:w="2556"/>
+        <w:gridCol w:w="2556"/>
+        <w:gridCol w:w="2556"/>
+      </w:tblGrid>
+      <w:tr>
+        <w:trPr>
+          <w:tblHeader/>
+        </w:trPr>
+        <w:tc>
+          <w:tcPr>
+            <w:tcW w:type="dxa" w:w="2556"/>
+          </w:tcPr>
+          <w:p>
+            <w:r>
+              <w:t>Given inputs</w:t>
+            </w:r>
+          </w:p>
+        </w:tc>
+        <w:tc>
+          <w:tcPr>
+            <w:tcW w:type="dxa" w:w="2556"/>
+          </w:tcPr>
+          <w:p>
+            <w:r>
+              <w:t>Procedure I chose</w:t>
+            </w:r>
+          </w:p>
+        </w:tc>
+        <w:tc>
+          <w:tcPr>
+            <w:tcW w:type="dxa" w:w="2556"/>
+          </w:tcPr>
+          <w:p>
+            <w:r>
+              <w:t>Middle steps</w:t>
+            </w:r>
+          </w:p>
+        </w:tc>
+        <w:tc>
+          <w:tcPr>
+            <w:tcW w:type="dxa" w:w="2556"/>
+          </w:tcPr>
+          <w:p>
+            <w:r>
+              <w:t>Result and check</w:t>
+            </w:r>
+          </w:p>
+        </w:tc>
+      </w:tr>
+      <w:tr>
+        <w:tc>
+          <w:tcPr>
+            <w:tcW w:type="dxa" w:w="2556"/>
+          </w:tcPr>
+          <w:p>
+            <w:r/>
+          </w:p>
+        </w:tc>
+        <w:tc>
+          <w:tcPr>
+            <w:tcW w:type="dxa" w:w="2556"/>
+          </w:tcPr>
+          <w:p>
+            <w:r/>
+          </w:p>
+        </w:tc>
+        <w:tc>
+          <w:tcPr>
+            <w:tcW w:type="dxa" w:w="2556"/>
+          </w:tcPr>
+          <w:p>
+            <w:r/>
+          </w:p>
+        </w:tc>
+        <w:tc>
+          <w:tcPr>
+            <w:tcW w:type="dxa" w:w="2556"/>
+          </w:tcPr>
+          <w:p>
+            <w:r/>
+          </w:p>
+        </w:tc>
+      </w:tr>
+    </w:tbl>
+    <w:p>
+      <w:pPr>
+        <w:pStyle w:val="Heading3"/>
+      </w:pPr>
+      <w:r>
+        <w:t>The step I completed without help, and the hint I needed</w:t>
+      </w:r>
+    </w:p>
+    <w:p>
+      <w:r>
+        <w:t>________________________________________________________________</w:t>
+      </w:r>
+    </w:p>
+    <w:p>
+      <w:r>
+        <w:t>________________________________________________________________</w:t>
+      </w:r>
+    </w:p>
+    <w:p>
+      <w:r>
+        <w:t>________________________________________________________________</w:t>
+      </w:r>
+    </w:p>
+    <w:p>
+      <w:pPr>
+        <w:pStyle w:val="Heading1"/>
+      </w:pPr>
+      <w:r>
+        <w:t>03. Extra practice · Individual reasoning check</w:t>
+      </w:r>
+    </w:p>
+    <w:p>
+      <w:r>
+        <w:t>Keep this task’s inputs,rule and response together.</w:t>
+      </w:r>
+    </w:p>
+    <w:p>
+      <w:pPr>
+        <w:pStyle w:val="Heading2"/>
+      </w:pPr>
+      <w:r>
+        <w:t>Complete task and evidence</w:t>
+      </w:r>
+    </w:p>
+    <w:p>
+      <w:pPr>
+        <w:pStyle w:val="ListBullet"/>
+      </w:pPr>
+      <w:r>
+        <w:t>Use the worked case for Typed contracts and schemas. Proposed explanation: “The worked result establishes every future case”. Decide whether this explanation is supported. Point to the step or supplied fact that decides; explain your repair if needed.</w:t>
+      </w:r>
+    </w:p>
+    <w:p>
+      <w:pPr>
+        <w:pStyle w:val="Heading3"/>
+      </w:pPr>
+      <w:r>
+        <w:t>My explanation before partner discussion</w:t>
+      </w:r>
+    </w:p>
+    <w:p>
+      <w:r>
+        <w:t>________________________________________________________________</w:t>
+      </w:r>
+    </w:p>
+    <w:p>
+      <w:r>
+        <w:t>________________________________________________________________</w:t>
+      </w:r>
+    </w:p>
+    <w:p>
+      <w:r>
+        <w:t>________________________________________________________________</w:t>
+      </w:r>
+    </w:p>
+    <w:p>
+      <w:r>
+        <w:t>________________________________________________________________</w:t>
+      </w:r>
+    </w:p>
+    <w:p>
+      <w:pPr>
+        <w:pStyle w:val="Heading1"/>
+      </w:pPr>
+      <w:r>
+        <w:t>08. Reference · Earlier W4 response copy</w:t>
+      </w:r>
+    </w:p>
+    <w:p>
+      <w:r>
+        <w:t>Keep this task’s inputs,rule and response together.</w:t>
+      </w:r>
+    </w:p>
+    <w:p>
+      <w:pPr>
+        <w:pStyle w:val="Heading2"/>
+      </w:pPr>
+      <w:r>
+        <w:t>Complete task and evidence</w:t>
+      </w:r>
+    </w:p>
+    <w:p>
+      <w:pPr>
+        <w:pStyle w:val="ListBullet"/>
+      </w:pPr>
+      <w:r>
+        <w:t>Classify counts 0, -1, "3", False under the stated contract.</w:t>
+      </w:r>
+    </w:p>
+    <w:p>
+      <w:pPr>
+        <w:pStyle w:val="Heading3"/>
+      </w:pPr>
+      <w:r>
+        <w:t>My reasoning and evidence</w:t>
+      </w:r>
+    </w:p>
+    <w:p>
+      <w:r>
+        <w:t>________________________________________________________________</w:t>
+      </w:r>
+    </w:p>
+    <w:p>
+      <w:r>
+        <w:t>________________________________________________________________</w:t>
+      </w:r>
+    </w:p>
+    <w:p>
+      <w:r>
+        <w:t>________________________________________________________________</w:t>
+      </w:r>
+    </w:p>
+    <w:p>
+      <w:r>
+        <w:t>________________________________________________________________</w:t>
+      </w:r>
+    </w:p>
+    <w:p>
+      <w:r>
+        <w:t>________________________________________________________________</w:t>
+      </w:r>
+    </w:p>
+    <w:p>
+      <w:r>
+        <w:t>________________________________________________________________</w:t>
+      </w:r>
+    </w:p>
+    <w:p>
+      <w:r>
+        <w:t>________________________________________________________________</w:t>
+      </w:r>
+    </w:p>
+    <w:p>
+      <w:r>
+        <w:t>________________________________________________________________</w:t>
+      </w:r>
+    </w:p>
+    <w:p>
+      <w:pPr>
+        <w:pStyle w:val="Heading1"/>
+      </w:pPr>
+      <w:r>
+        <w:t>12. Extra practice · Pictured case</w:t>
+      </w:r>
+    </w:p>
+    <w:p>
+      <w:r>
+        <w:t>Keep this task’s inputs,rule and response together.</w:t>
+      </w:r>
+    </w:p>
+    <w:p>
+      <w:pPr>
+        <w:pStyle w:val="Heading2"/>
+      </w:pPr>
+      <w:r>
+        <w:t>Complete task and evidence</w:t>
+      </w:r>
+    </w:p>
+    <w:p>
+      <w:pPr>
+        <w:pStyle w:val="ListBullet"/>
+      </w:pPr>
+      <w:r>
         <w:t>A labelled sample record. A lab tool accepts a string sample_id and an integer count of at least zero.</w:t>
       </w:r>
     </w:p>
     <w:p>
       <w:pPr>
-        <w:spacing w:line="336" w:lineRule="auto" w:after="180"/>
-      </w:pPr>
-      <w:r>
-        <w:rPr>
-          <w:b w:val="0"/>
-        </w:rPr>
+        <w:pStyle w:val="ListBullet"/>
+      </w:pPr>
+      <w:r>
         <w:t>A={sample_id:"jar -8",count:4}; B={sample_id:"jar -9",count:"4"}. No type conversion is allowed.</w:t>
       </w:r>
     </w:p>
@@ -1260,13 +1129,9 @@
     </w:p>
     <w:p>
       <w:pPr>
-        <w:spacing w:line="336" w:lineRule="auto" w:after="180"/>
-        <w:shd w:fill="F5F1FB"/>
-      </w:pPr>
-      <w:r>
-        <w:rPr>
-          <w:b w:val="0"/>
-        </w:rPr>
+        <w:pStyle w:val="ListBullet"/>
+      </w:pPr>
+      <w:r>
         <w:t>Compare A’s count 4 with B’s count "4". Which record passes, which gate rejects B, and why does changing A’s count to -1 create a different failure?</w:t>
       </w:r>
     </w:p>
@@ -1310,57 +1175,18 @@
     </w:p>
     <w:p>
       <w:pPr>
-        <w:pStyle w:val="Heading3"/>
-      </w:pPr>
-      <w:r>
-        <w:t>Record the help used</w:t>
-      </w:r>
-    </w:p>
-    <w:p>
-      <w:pPr>
-        <w:spacing w:line="336" w:lineRule="auto" w:after="180"/>
-        <w:shd w:fill="F1F6F8"/>
-      </w:pPr>
-      <w:r>
-        <w:rPr>
-          <w:b w:val="0"/>
-        </w:rPr>
-        <w:t xml:space="preserve">Support used: alone / hint / worked example. This record is practice </w:t>
-      </w:r>
-      <w:r>
-        <w:rPr>
-          <w:b/>
-        </w:rPr>
-        <w:t>evidence</w:t>
-      </w:r>
-      <w:r>
-        <w:rPr>
-          <w:b w:val="0"/>
-        </w:rPr>
-        <w:t>.</w:t>
-      </w:r>
-    </w:p>
-    <w:p>
-      <w:pPr>
-        <w:spacing w:line="336" w:lineRule="auto" w:after="180"/>
-      </w:pPr>
-      <w:r>
-        <w:rPr>
-          <w:b w:val="0"/>
-        </w:rPr>
-        <w:t xml:space="preserve">Project connection: For the Grounded Learning Service, retain an annotated trace and the changed-case result. Name the contract or </w:t>
-      </w:r>
-      <w:r>
-        <w:rPr>
-          <w:b/>
-        </w:rPr>
-        <w:t>evidence</w:t>
-      </w:r>
-      <w:r>
-        <w:rPr>
-          <w:b w:val="0"/>
-        </w:rPr>
-        <w:t xml:space="preserve"> that makes the deciding step valid, so another team can review it.</w:t>
+        <w:pStyle w:val="ListBullet"/>
+      </w:pPr>
+      <w:r>
+        <w:t>Support used: alone / hint / worked example. This record is practice evidence.</w:t>
+      </w:r>
+    </w:p>
+    <w:p>
+      <w:pPr>
+        <w:pStyle w:val="ListBullet"/>
+      </w:pPr>
+      <w:r>
+        <w:t>Project connection: For the Grounded Learning Service, retain an annotated trace and the changed-case result. Name the contract or evidence that makes the deciding step valid, so another team can review it.</w:t>
       </w:r>
     </w:p>
     <w:p>
@@ -1368,69 +1194,44 @@
         <w:pStyle w:val="Heading1"/>
       </w:pPr>
       <w:r>
-        <w:t>13. Project portfolio milestone</w:t>
-      </w:r>
-    </w:p>
-    <w:p>
-      <w:r>
-        <w:t>Keep this week’s input, deciding step, result and limit together in the Grounded Learning Service record.</w:t>
-      </w:r>
-    </w:p>
-    <w:p>
-      <w:pPr>
-        <w:spacing w:line="336" w:lineRule="auto" w:after="180"/>
-      </w:pPr>
-      <w:r>
-        <w:rPr>
-          <w:b w:val="0"/>
-        </w:rPr>
+        <w:t>13. Reference · Project milestone</w:t>
+      </w:r>
+    </w:p>
+    <w:p>
+      <w:r>
+        <w:t>Keep this task’s inputs,rule and response together.</w:t>
+      </w:r>
+    </w:p>
+    <w:p>
+      <w:pPr>
+        <w:pStyle w:val="Heading2"/>
+      </w:pPr>
+      <w:r>
+        <w:t>Complete task and evidence</w:t>
+      </w:r>
+    </w:p>
+    <w:p>
+      <w:pPr>
+        <w:pStyle w:val="ListBullet"/>
+      </w:pPr>
+      <w:r>
         <w:t>Project: Grounded Learning Service</w:t>
       </w:r>
     </w:p>
     <w:p>
       <w:pPr>
-        <w:spacing w:line="336" w:lineRule="auto" w:after="180"/>
-      </w:pPr>
-      <w:r>
-        <w:rPr>
-          <w:b w:val="0"/>
-        </w:rPr>
-        <w:t xml:space="preserve">Current milestone: Frame the need. Name the user, the problem, allowed </w:t>
-      </w:r>
-      <w:r>
-        <w:rPr>
-          <w:b/>
-        </w:rPr>
-        <w:t>input</w:t>
-      </w:r>
-      <w:r>
-        <w:rPr>
-          <w:b w:val="0"/>
-        </w:rPr>
-        <w:t>s and a safe simple starting method.</w:t>
-      </w:r>
-    </w:p>
-    <w:p>
-      <w:pPr>
-        <w:spacing w:line="336" w:lineRule="auto" w:after="180"/>
-      </w:pPr>
-      <w:r>
-        <w:rPr>
-          <w:b w:val="0"/>
-        </w:rPr>
-        <w:t xml:space="preserve">For the Grounded Learning Service, retain an annotated trace and the changed-case result. Name the contract or </w:t>
-      </w:r>
-      <w:r>
-        <w:rPr>
-          <w:b/>
-        </w:rPr>
-        <w:t>evidence</w:t>
-      </w:r>
-      <w:r>
-        <w:rPr>
-          <w:b w:val="0"/>
-        </w:rPr>
-        <w:t xml:space="preserve"> that makes the deciding step valid, so another team can review it.</w:t>
+        <w:pStyle w:val="ListBullet"/>
+      </w:pPr>
+      <w:r>
+        <w:t>Current milestone: Frame the need. Name the user, the problem, allowed inputs and a safe simple starting method.</w:t>
+      </w:r>
+    </w:p>
+    <w:p>
+      <w:pPr>
+        <w:pStyle w:val="ListBullet"/>
+      </w:pPr>
+      <w:r>
+        <w:t>For the Grounded Learning Service, retain an annotated trace and the changed-case result. Name the contract or evidence that makes the deciding step valid, so another team can review it.</w:t>
       </w:r>
     </w:p>
     <w:tbl>
@@ -1587,12 +1388,434 @@
         <w:pStyle w:val="Heading1"/>
       </w:pPr>
       <w:r>
-        <w:t>14. Supported practice and learning evidence</w:t>
-      </w:r>
-    </w:p>
-    <w:p>
-      <w:r>
-        <w:t>Try the supported questions before comparing with hints and feedback. Record what you repaired and the evidence you retained.</w:t>
+        <w:t>14. Extra practice · Predict,check and repair</w:t>
+      </w:r>
+    </w:p>
+    <w:p>
+      <w:r>
+        <w:t>Keep supported feedback separate from the independent case.</w:t>
+      </w:r>
+    </w:p>
+    <w:p>
+      <w:pPr>
+        <w:pStyle w:val="Heading2"/>
+      </w:pPr>
+      <w:r>
+        <w:t>First supported question and optional hint</w:t>
+      </w:r>
+    </w:p>
+    <w:p>
+      <w:pPr>
+        <w:pStyle w:val="ListBullet"/>
+      </w:pPr>
+      <w:r>
+        <w:t>A labelled sample record. A lab tool accepts a string sample_id and an integer count of at least zero.</w:t>
+      </w:r>
+    </w:p>
+    <w:p>
+      <w:pPr>
+        <w:pStyle w:val="Heading3"/>
+      </w:pPr>
+      <w:r>
+        <w:t>Practice 1: explain the deciding evidence</w:t>
+      </w:r>
+    </w:p>
+    <w:p>
+      <w:pPr>
+        <w:pStyle w:val="ListBullet"/>
+      </w:pPr>
+      <w:r>
+        <w:t>Which labelled step matches this detail? Accept A; reject B before running the lab operation.</w:t>
+      </w:r>
+    </w:p>
+    <w:p>
+      <w:pPr>
+        <w:pStyle w:val="ListBullet"/>
+      </w:pPr>
+      <w:r>
+        <w:t>1. Inspect A</w:t>
+      </w:r>
+    </w:p>
+    <w:p>
+      <w:pPr>
+        <w:pStyle w:val="ListBullet"/>
+      </w:pPr>
+      <w:r>
+        <w:t>2. Inspect B</w:t>
+      </w:r>
+    </w:p>
+    <w:p>
+      <w:pPr>
+        <w:pStyle w:val="ListBullet"/>
+      </w:pPr>
+      <w:r>
+        <w:t>3. Return status</w:t>
+      </w:r>
+    </w:p>
+    <w:p>
+      <w:pPr>
+        <w:pStyle w:val="Heading3"/>
+      </w:pPr>
+      <w:r>
+        <w:t>My selected conclusion, deciding fact and explanation</w:t>
+      </w:r>
+    </w:p>
+    <w:p>
+      <w:r>
+        <w:t>________________________________________________________________</w:t>
+      </w:r>
+    </w:p>
+    <w:p>
+      <w:r>
+        <w:t>________________________________________________________________</w:t>
+      </w:r>
+    </w:p>
+    <w:p>
+      <w:r>
+        <w:t>________________________________________________________________</w:t>
+      </w:r>
+    </w:p>
+    <w:p>
+      <w:r>
+        <w:t>________________________________________________________________</w:t>
+      </w:r>
+    </w:p>
+    <w:p>
+      <w:r>
+        <w:t>________________________________________________________________</w:t>
+      </w:r>
+    </w:p>
+    <w:p>
+      <w:pPr>
+        <w:pStyle w:val="ListBullet"/>
+      </w:pPr>
+      <w:r>
+        <w:t>Hint if needed: Read the steps in the pictorial case. Match the supplied detail to the stage that performs or records it.</w:t>
+      </w:r>
+    </w:p>
+    <w:p>
+      <w:pPr>
+        <w:pStyle w:val="Heading2"/>
+      </w:pPr>
+      <w:r>
+        <w:t>Check after the first attempt · reference / check after trying</w:t>
+      </w:r>
+    </w:p>
+    <w:p>
+      <w:pPr>
+        <w:spacing w:line="336" w:lineRule="auto" w:after="180"/>
+      </w:pPr>
+      <w:r>
+        <w:rPr>
+          <w:b w:val="0"/>
+        </w:rPr>
+        <w:t xml:space="preserve">After your attempt, compare with the supported explanation: Return status Accept A; reject B before running the lab operation. A </w:t>
+      </w:r>
+      <w:r>
+        <w:rPr>
+          <w:b/>
+        </w:rPr>
+        <w:t>schema</w:t>
+      </w:r>
+      <w:r>
+        <w:rPr>
+          <w:b w:val="0"/>
+        </w:rPr>
+        <w:t xml:space="preserve"> checks declared structure.</w:t>
+      </w:r>
+    </w:p>
+    <w:p>
+      <w:pPr>
+        <w:spacing w:line="336" w:lineRule="auto" w:after="180"/>
+      </w:pPr>
+      <w:r>
+        <w:rPr>
+          <w:b w:val="0"/>
+        </w:rPr>
+        <w:t>Looking like a number is different from having the required numeric type.</w:t>
+      </w:r>
+    </w:p>
+    <w:p>
+      <w:pPr>
+        <w:pStyle w:val="Heading2"/>
+      </w:pPr>
+      <w:r>
+        <w:t>Changed-case question and optional hint</w:t>
+      </w:r>
+    </w:p>
+    <w:p>
+      <w:pPr>
+        <w:pStyle w:val="Heading3"/>
+      </w:pPr>
+      <w:r>
+        <w:t>Practice 2: explain the deciding evidence</w:t>
+      </w:r>
+    </w:p>
+    <w:p>
+      <w:pPr>
+        <w:pStyle w:val="ListBullet"/>
+      </w:pPr>
+      <w:r>
+        <w:t>Changed-case practice: Change A count to -1. Which conclusion is supported by the supplied facts?</w:t>
+      </w:r>
+    </w:p>
+    <w:p>
+      <w:pPr>
+        <w:pStyle w:val="ListBullet"/>
+      </w:pPr>
+      <w:r>
+        <w:t>1. This one example guarantees correct results for every future input.</w:t>
+      </w:r>
+    </w:p>
+    <w:p>
+      <w:pPr>
+        <w:pStyle w:val="ListBullet"/>
+      </w:pPr>
+      <w:r>
+        <w:t>2. Reject A on the non-negative value rule.</w:t>
+      </w:r>
+    </w:p>
+    <w:p>
+      <w:pPr>
+        <w:pStyle w:val="ListBullet"/>
+      </w:pPr>
+      <w:r>
+        <w:t>3. We can decide the result without examining the changed input or the procedure.</w:t>
+      </w:r>
+    </w:p>
+    <w:p>
+      <w:pPr>
+        <w:pStyle w:val="Heading3"/>
+      </w:pPr>
+      <w:r>
+        <w:t>My selected conclusion, deciding fact and explanation</w:t>
+      </w:r>
+    </w:p>
+    <w:p>
+      <w:r>
+        <w:t>________________________________________________________________</w:t>
+      </w:r>
+    </w:p>
+    <w:p>
+      <w:r>
+        <w:t>________________________________________________________________</w:t>
+      </w:r>
+    </w:p>
+    <w:p>
+      <w:r>
+        <w:t>________________________________________________________________</w:t>
+      </w:r>
+    </w:p>
+    <w:p>
+      <w:r>
+        <w:t>________________________________________________________________</w:t>
+      </w:r>
+    </w:p>
+    <w:p>
+      <w:r>
+        <w:t>________________________________________________________________</w:t>
+      </w:r>
+    </w:p>
+    <w:p>
+      <w:pPr>
+        <w:pStyle w:val="ListBullet"/>
+      </w:pPr>
+      <w:r>
+        <w:t>Hint if needed: Use the changed condition and the deciding step in the pictorial trace. The answer must say what follows from those facts.</w:t>
+      </w:r>
+    </w:p>
+    <w:p>
+      <w:pPr>
+        <w:pStyle w:val="Heading2"/>
+      </w:pPr>
+      <w:r>
+        <w:t>Check after the changed attempt · reference / check after trying</w:t>
+      </w:r>
+    </w:p>
+    <w:p>
+      <w:pPr>
+        <w:spacing w:line="336" w:lineRule="auto" w:after="180"/>
+      </w:pPr>
+      <w:r>
+        <w:rPr>
+          <w:b w:val="0"/>
+        </w:rPr>
+        <w:t>After your attempt, compare with the supported explanation: Reject A on the non-negative value rule. The type is correct but the value is outside its accepted range.</w:t>
+      </w:r>
+    </w:p>
+    <w:p>
+      <w:pPr>
+        <w:pStyle w:val="Heading2"/>
+      </w:pPr>
+      <w:r>
+        <w:t>Repair and retain the record</w:t>
+      </w:r>
+    </w:p>
+    <w:p>
+      <w:pPr>
+        <w:spacing w:line="336" w:lineRule="auto" w:after="180"/>
+      </w:pPr>
+      <w:r>
+        <w:rPr>
+          <w:b w:val="0"/>
+        </w:rPr>
+        <w:t xml:space="preserve">Review Architecture and data flow (ai-6/2). Goal: Explain the </w:t>
+      </w:r>
+      <w:r>
+        <w:rPr>
+          <w:b/>
+        </w:rPr>
+        <w:t>mechanism</w:t>
+      </w:r>
+      <w:r>
+        <w:rPr>
+          <w:b w:val="0"/>
+        </w:rPr>
+        <w:t xml:space="preserve"> and terminology of architecture and data flow. Short practice: Label what moves along the library request, retrieval and drafting arrows.</w:t>
+      </w:r>
+    </w:p>
+    <w:p>
+      <w:pPr>
+        <w:spacing w:line="336" w:lineRule="auto" w:after="180"/>
+      </w:pPr>
+      <w:r>
+        <w:rPr>
+          <w:b w:val="0"/>
+        </w:rPr>
+        <w:t>Where does 17:30 come from, and why must the service stop if the retrieval arrow is disconnected?. Return to this week and explain what you changed.</w:t>
+      </w:r>
+    </w:p>
+    <w:p>
+      <w:pPr>
+        <w:spacing w:line="336" w:lineRule="auto" w:after="180"/>
+      </w:pPr>
+      <w:r>
+        <w:rPr>
+          <w:b w:val="0"/>
+        </w:rPr>
+        <w:t xml:space="preserve">The browser lab lets you edit the supported Python examples already included in this lesson. Predict first, run, inspect the actual </w:t>
+      </w:r>
+      <w:r>
+        <w:rPr>
+          <w:b/>
+        </w:rPr>
+        <w:t>output</w:t>
+      </w:r>
+      <w:r>
+        <w:rPr>
+          <w:b w:val="0"/>
+        </w:rPr>
+        <w:t xml:space="preserve"> or error, change one </w:t>
+      </w:r>
+      <w:r>
+        <w:rPr>
+          <w:b/>
+        </w:rPr>
+        <w:t>input</w:t>
+      </w:r>
+      <w:r>
+        <w:rPr>
+          <w:b w:val="0"/>
+        </w:rPr>
+        <w:t>, then run again.</w:t>
+      </w:r>
+    </w:p>
+    <w:p>
+      <w:pPr>
+        <w:spacing w:line="336" w:lineRule="auto" w:after="180"/>
+      </w:pPr>
+      <w:r>
+        <w:rPr>
+          <w:b w:val="0"/>
+        </w:rPr>
+        <w:t xml:space="preserve">Keep code, </w:t>
+      </w:r>
+      <w:r>
+        <w:rPr>
+          <w:b/>
+        </w:rPr>
+        <w:t>prediction</w:t>
+      </w:r>
+      <w:r>
+        <w:rPr>
+          <w:b w:val="0"/>
+        </w:rPr>
+        <w:t>s, actual results and a reasoned revision together. On paper, label your result as a trace rather than an execution.</w:t>
+      </w:r>
+    </w:p>
+    <w:p>
+      <w:pPr>
+        <w:spacing w:line="336" w:lineRule="auto" w:after="180"/>
+      </w:pPr>
+      <w:r>
+        <w:rPr>
+          <w:b w:val="0"/>
+        </w:rPr>
+        <w:t xml:space="preserve">Use Download completed work in the hosted lesson to export your answers, reflections, practice feedback and code-run </w:t>
+      </w:r>
+      <w:r>
+        <w:rPr>
+          <w:b/>
+        </w:rPr>
+        <w:t>evidence</w:t>
+      </w:r>
+      <w:r>
+        <w:rPr>
+          <w:b w:val="0"/>
+        </w:rPr>
+        <w:t>. Open the HTML copy to read or print it.</w:t>
+      </w:r>
+    </w:p>
+    <w:p>
+      <w:pPr>
+        <w:spacing w:line="336" w:lineRule="auto" w:after="180"/>
+      </w:pPr>
+      <w:r>
+        <w:rPr>
+          <w:b w:val="0"/>
+        </w:rPr>
+        <w:t>Drafts stay in this browser when storage is available; clear drafts on a shared device.</w:t>
+      </w:r>
+    </w:p>
+    <w:p>
+      <w:pPr>
+        <w:pStyle w:val="Heading3"/>
+      </w:pPr>
+      <w:r>
+        <w:t>What I repaired, the evidence I kept and the next test</w:t>
+      </w:r>
+    </w:p>
+    <w:p>
+      <w:r>
+        <w:t>________________________________________________________________</w:t>
+      </w:r>
+    </w:p>
+    <w:p>
+      <w:r>
+        <w:t>________________________________________________________________</w:t>
+      </w:r>
+    </w:p>
+    <w:p>
+      <w:r>
+        <w:t>________________________________________________________________</w:t>
+      </w:r>
+    </w:p>
+    <w:p>
+      <w:r>
+        <w:t>________________________________________________________________</w:t>
+      </w:r>
+    </w:p>
+    <w:p>
+      <w:r>
+        <w:t>________________________________________________________________</w:t>
+      </w:r>
+    </w:p>
+    <w:p>
+      <w:pPr>
+        <w:pStyle w:val="Heading2"/>
+      </w:pPr>
+      <w:r>
+        <w:t>Earlier wording, alternatives and picture transcripts · reference / check after trying</w:t>
       </w:r>
     </w:p>
     <w:p>
@@ -1608,68 +1831,10 @@
     </w:p>
     <w:p>
       <w:pPr>
-        <w:spacing w:line="336" w:lineRule="auto" w:after="180"/>
-      </w:pPr>
-      <w:r>
-        <w:rPr>
-          <w:b w:val="0"/>
-        </w:rPr>
-        <w:t>A labelled sample record. A lab tool accepts a string sample_id and an integer count of at least zero.</w:t>
-      </w:r>
-    </w:p>
-    <w:p>
-      <w:pPr>
         <w:pStyle w:val="Heading3"/>
       </w:pPr>
       <w:r>
-        <w:t>Practice 1: explain the deciding evidence</w:t>
-      </w:r>
-    </w:p>
-    <w:p>
-      <w:pPr>
-        <w:spacing w:line="336" w:lineRule="auto" w:after="180"/>
-      </w:pPr>
-      <w:r>
-        <w:rPr>
-          <w:b w:val="0"/>
-        </w:rPr>
-        <w:t>Which labelled step matches this detail? Accept A; reject B before running the lab operation.</w:t>
-      </w:r>
-    </w:p>
-    <w:p>
-      <w:pPr>
-        <w:spacing w:line="336" w:lineRule="auto" w:after="180"/>
-        <w:shd w:fill="F4F9FC"/>
-      </w:pPr>
-      <w:r>
-        <w:rPr>
-          <w:b w:val="0"/>
-        </w:rPr>
-        <w:t>1. Inspect A</w:t>
-      </w:r>
-    </w:p>
-    <w:p>
-      <w:pPr>
-        <w:spacing w:line="336" w:lineRule="auto" w:after="180"/>
-        <w:shd w:fill="F4F9FC"/>
-      </w:pPr>
-      <w:r>
-        <w:rPr>
-          <w:b w:val="0"/>
-        </w:rPr>
-        <w:t>2. Inspect B</w:t>
-      </w:r>
-    </w:p>
-    <w:p>
-      <w:pPr>
-        <w:spacing w:line="336" w:lineRule="auto" w:after="180"/>
-        <w:shd w:fill="F4F9FC"/>
-      </w:pPr>
-      <w:r>
-        <w:rPr>
-          <w:b w:val="0"/>
-        </w:rPr>
-        <w:t>3. Return status</w:t>
+        <w:t>Repair a missing building block</w:t>
       </w:r>
     </w:p>
     <w:p>
@@ -1677,32 +1842,7 @@
         <w:pStyle w:val="Heading3"/>
       </w:pPr>
       <w:r>
-        <w:t>My selected conclusion, deciding fact and explanation</w:t>
-      </w:r>
-    </w:p>
-    <w:p>
-      <w:r>
-        <w:t>________________________________________________________________</w:t>
-      </w:r>
-    </w:p>
-    <w:p>
-      <w:r>
-        <w:t>________________________________________________________________</w:t>
-      </w:r>
-    </w:p>
-    <w:p>
-      <w:r>
-        <w:t>________________________________________________________________</w:t>
-      </w:r>
-    </w:p>
-    <w:p>
-      <w:r>
-        <w:t>________________________________________________________________</w:t>
-      </w:r>
-    </w:p>
-    <w:p>
-      <w:r>
-        <w:t>________________________________________________________________</w:t>
+        <w:t>Predict, run and debug</w:t>
       </w:r>
     </w:p>
     <w:p>
@@ -1710,425 +1850,25 @@
         <w:pStyle w:val="Heading3"/>
       </w:pPr>
       <w:r>
-        <w:t>Hint · try first</w:t>
-      </w:r>
-    </w:p>
-    <w:p>
-      <w:pPr>
-        <w:spacing w:line="336" w:lineRule="auto" w:after="180"/>
-        <w:shd w:fill="F1F6F8"/>
-      </w:pPr>
-      <w:r>
-        <w:rPr>
-          <w:b w:val="0"/>
-        </w:rPr>
-        <w:t>Hint if needed: Read the steps in the pictorial case. Match the supplied detail to the stage that performs or records it.</w:t>
-      </w:r>
-    </w:p>
-    <w:p>
-      <w:pPr>
-        <w:pStyle w:val="Heading3"/>
-      </w:pPr>
-      <w:r>
-        <w:t>Feedback · compare after trying</w:t>
-      </w:r>
-    </w:p>
-    <w:p>
-      <w:pPr>
-        <w:spacing w:line="336" w:lineRule="auto" w:after="180"/>
-        <w:shd w:fill="F1F6FC"/>
-      </w:pPr>
-      <w:r>
-        <w:rPr>
-          <w:b w:val="0"/>
-        </w:rPr>
-        <w:t xml:space="preserve">After your attempt, compare with the supported explanation: Return status Accept A; reject B before running the lab operation. A </w:t>
-      </w:r>
-      <w:r>
-        <w:rPr>
-          <w:b/>
-        </w:rPr>
-        <w:t>schema</w:t>
-      </w:r>
-      <w:r>
-        <w:rPr>
-          <w:b w:val="0"/>
-        </w:rPr>
-        <w:t xml:space="preserve"> checks declared structure.</w:t>
-      </w:r>
-    </w:p>
-    <w:p>
-      <w:pPr>
-        <w:spacing w:line="336" w:lineRule="auto" w:after="180"/>
-        <w:shd w:fill="F1F6FC"/>
-      </w:pPr>
-      <w:r>
-        <w:rPr>
-          <w:b w:val="0"/>
-        </w:rPr>
-        <w:t>Looking like a number is different from having the required numeric type.</w:t>
-      </w:r>
-    </w:p>
-    <w:p>
-      <w:pPr>
-        <w:pStyle w:val="Heading3"/>
-      </w:pPr>
-      <w:r>
-        <w:t>Practice 2: explain the deciding evidence</w:t>
-      </w:r>
-    </w:p>
-    <w:p>
-      <w:pPr>
-        <w:pStyle w:val="Heading3"/>
-      </w:pPr>
-      <w:r>
-        <w:t>Changed case · predict first</w:t>
-      </w:r>
-    </w:p>
-    <w:p>
-      <w:pPr>
-        <w:spacing w:line="336" w:lineRule="auto" w:after="180"/>
-        <w:shd w:fill="F5F1FB"/>
-      </w:pPr>
-      <w:r>
-        <w:rPr>
-          <w:b w:val="0"/>
-        </w:rPr>
-        <w:t>Changed-case practice: Change A count to -1. Which conclusion is supported by the supplied facts?</w:t>
-      </w:r>
-    </w:p>
-    <w:p>
-      <w:pPr>
-        <w:spacing w:line="336" w:lineRule="auto" w:after="180"/>
-        <w:shd w:fill="F4F9FC"/>
-      </w:pPr>
-      <w:r>
-        <w:rPr>
-          <w:b w:val="0"/>
-        </w:rPr>
-        <w:t xml:space="preserve">1. This one example guarantees correct results for every future </w:t>
-      </w:r>
-      <w:r>
-        <w:rPr>
-          <w:b/>
-        </w:rPr>
-        <w:t>input</w:t>
-      </w:r>
-      <w:r>
-        <w:rPr>
-          <w:b w:val="0"/>
-        </w:rPr>
-        <w:t>.</w:t>
-      </w:r>
-    </w:p>
-    <w:p>
-      <w:pPr>
-        <w:spacing w:line="336" w:lineRule="auto" w:after="180"/>
-        <w:shd w:fill="F4F9FC"/>
-      </w:pPr>
-      <w:r>
-        <w:rPr>
-          <w:b w:val="0"/>
-        </w:rPr>
-        <w:t>2. Reject A on the non-negative value rule.</w:t>
-      </w:r>
-    </w:p>
-    <w:p>
-      <w:pPr>
-        <w:spacing w:line="336" w:lineRule="auto" w:after="180"/>
-        <w:shd w:fill="F4F9FC"/>
-      </w:pPr>
-      <w:r>
-        <w:rPr>
-          <w:b w:val="0"/>
-        </w:rPr>
-        <w:t xml:space="preserve">3. We can decide the result without examining the changed </w:t>
-      </w:r>
-      <w:r>
-        <w:rPr>
-          <w:b/>
-        </w:rPr>
-        <w:t>input</w:t>
-      </w:r>
-      <w:r>
-        <w:rPr>
-          <w:b w:val="0"/>
-        </w:rPr>
-        <w:t xml:space="preserve"> or the procedure.</w:t>
-      </w:r>
-    </w:p>
-    <w:p>
-      <w:pPr>
-        <w:pStyle w:val="Heading3"/>
-      </w:pPr>
-      <w:r>
-        <w:t>My selected conclusion, deciding fact and explanation</w:t>
-      </w:r>
-    </w:p>
-    <w:p>
-      <w:r>
-        <w:t>________________________________________________________________</w:t>
-      </w:r>
-    </w:p>
-    <w:p>
-      <w:r>
-        <w:t>________________________________________________________________</w:t>
-      </w:r>
-    </w:p>
-    <w:p>
-      <w:r>
-        <w:t>________________________________________________________________</w:t>
-      </w:r>
-    </w:p>
-    <w:p>
-      <w:r>
-        <w:t>________________________________________________________________</w:t>
-      </w:r>
-    </w:p>
-    <w:p>
-      <w:r>
-        <w:t>________________________________________________________________</w:t>
-      </w:r>
-    </w:p>
-    <w:p>
-      <w:pPr>
-        <w:pStyle w:val="Heading3"/>
-      </w:pPr>
-      <w:r>
-        <w:t>Hint · try first</w:t>
-      </w:r>
-    </w:p>
-    <w:p>
-      <w:pPr>
-        <w:spacing w:line="336" w:lineRule="auto" w:after="180"/>
-        <w:shd w:fill="F1F6F8"/>
-      </w:pPr>
-      <w:r>
-        <w:rPr>
-          <w:b w:val="0"/>
-        </w:rPr>
-        <w:t>Hint if needed: Use the changed condition and the deciding step in the pictorial trace. The answer must say what follows from those facts.</w:t>
-      </w:r>
-    </w:p>
-    <w:p>
-      <w:pPr>
-        <w:pStyle w:val="Heading3"/>
-      </w:pPr>
-      <w:r>
-        <w:t>Feedback · compare after trying</w:t>
-      </w:r>
-    </w:p>
-    <w:p>
-      <w:pPr>
-        <w:spacing w:line="336" w:lineRule="auto" w:after="180"/>
-        <w:shd w:fill="F1F6FC"/>
-      </w:pPr>
-      <w:r>
-        <w:rPr>
-          <w:b w:val="0"/>
-        </w:rPr>
-        <w:t>After your attempt, compare with the supported explanation: Reject A on the non-negative value rule. The type is correct but the value is outside its accepted range.</w:t>
-      </w:r>
-    </w:p>
-    <w:p>
-      <w:pPr>
-        <w:pStyle w:val="Heading3"/>
-      </w:pPr>
-      <w:r>
-        <w:t>Repair a missing building block</w:t>
-      </w:r>
-    </w:p>
-    <w:p>
-      <w:pPr>
-        <w:spacing w:line="336" w:lineRule="auto" w:after="180"/>
-      </w:pPr>
-      <w:r>
-        <w:rPr>
-          <w:b w:val="0"/>
-        </w:rPr>
-        <w:t xml:space="preserve">Review Architecture and data flow (ai-6/2). Goal: Explain the </w:t>
-      </w:r>
-      <w:r>
-        <w:rPr>
-          <w:b/>
-        </w:rPr>
-        <w:t>mechanism</w:t>
-      </w:r>
-      <w:r>
-        <w:rPr>
-          <w:b w:val="0"/>
-        </w:rPr>
-        <w:t xml:space="preserve"> and terminology of architecture and data flow. Short practice: Label what moves along the library request, retrieval and drafting arrows.</w:t>
-      </w:r>
-    </w:p>
-    <w:p>
-      <w:pPr>
-        <w:spacing w:line="336" w:lineRule="auto" w:after="180"/>
-      </w:pPr>
-      <w:r>
-        <w:rPr>
-          <w:b w:val="0"/>
-        </w:rPr>
-        <w:t>Where does 17:30 come from, and why must the service stop if the retrieval arrow is disconnected?. Return to this week and explain what you changed.</w:t>
-      </w:r>
-    </w:p>
-    <w:p>
-      <w:pPr>
-        <w:pStyle w:val="Heading3"/>
-      </w:pPr>
-      <w:r>
-        <w:t>Predict, run and debug</w:t>
-      </w:r>
-    </w:p>
-    <w:p>
-      <w:pPr>
-        <w:spacing w:line="336" w:lineRule="auto" w:after="180"/>
-      </w:pPr>
-      <w:r>
-        <w:rPr>
-          <w:b w:val="0"/>
-        </w:rPr>
-        <w:t xml:space="preserve">The browser lab lets you edit the supported Python examples already included in this lesson. Predict first, run, inspect the actual </w:t>
-      </w:r>
-      <w:r>
-        <w:rPr>
-          <w:b/>
-        </w:rPr>
-        <w:t>output</w:t>
-      </w:r>
-      <w:r>
-        <w:rPr>
-          <w:b w:val="0"/>
-        </w:rPr>
-        <w:t xml:space="preserve"> or error, change one </w:t>
-      </w:r>
-      <w:r>
-        <w:rPr>
-          <w:b/>
-        </w:rPr>
-        <w:t>input</w:t>
-      </w:r>
-      <w:r>
-        <w:rPr>
-          <w:b w:val="0"/>
-        </w:rPr>
-        <w:t>, then run again.</w:t>
-      </w:r>
-    </w:p>
-    <w:p>
-      <w:pPr>
-        <w:spacing w:line="336" w:lineRule="auto" w:after="180"/>
-      </w:pPr>
-      <w:r>
-        <w:rPr>
-          <w:b w:val="0"/>
-        </w:rPr>
-        <w:t xml:space="preserve">Keep code, </w:t>
-      </w:r>
-      <w:r>
-        <w:rPr>
-          <w:b/>
-        </w:rPr>
-        <w:t>prediction</w:t>
-      </w:r>
-      <w:r>
-        <w:rPr>
-          <w:b w:val="0"/>
-        </w:rPr>
-        <w:t>s, actual results and a reasoned revision together. On paper, label your result as a trace rather than an execution.</w:t>
-      </w:r>
-    </w:p>
-    <w:p>
-      <w:pPr>
-        <w:pStyle w:val="Heading3"/>
-      </w:pPr>
-      <w:r>
         <w:t>Keep your completed work</w:t>
       </w:r>
     </w:p>
     <w:p>
       <w:pPr>
-        <w:spacing w:line="336" w:lineRule="auto" w:after="180"/>
-      </w:pPr>
-      <w:r>
-        <w:rPr>
-          <w:b w:val="0"/>
-        </w:rPr>
-        <w:t xml:space="preserve">Use Download completed work in the hosted lesson to export your answers, reflections, practice feedback and code-run </w:t>
-      </w:r>
-      <w:r>
-        <w:rPr>
-          <w:b/>
-        </w:rPr>
-        <w:t>evidence</w:t>
-      </w:r>
-      <w:r>
-        <w:rPr>
-          <w:b w:val="0"/>
-        </w:rPr>
-        <w:t>. Open the HTML copy to read or print it.</w:t>
-      </w:r>
-    </w:p>
-    <w:p>
-      <w:pPr>
-        <w:spacing w:line="336" w:lineRule="auto" w:after="180"/>
-      </w:pPr>
-      <w:r>
-        <w:rPr>
-          <w:b w:val="0"/>
-        </w:rPr>
-        <w:t>Drafts stay in this browser when storage is available; clear drafts on a shared device.</w:t>
-      </w:r>
-    </w:p>
-    <w:p>
-      <w:pPr>
-        <w:pStyle w:val="Heading3"/>
-      </w:pPr>
-      <w:r>
-        <w:t>What I repaired, the evidence I kept and the next test</w:t>
-      </w:r>
-    </w:p>
-    <w:p>
-      <w:r>
-        <w:t>________________________________________________________________</w:t>
-      </w:r>
-    </w:p>
-    <w:p>
-      <w:r>
-        <w:t>________________________________________________________________</w:t>
-      </w:r>
-    </w:p>
-    <w:p>
-      <w:r>
-        <w:t>________________________________________________________________</w:t>
-      </w:r>
-    </w:p>
-    <w:p>
-      <w:r>
-        <w:t>________________________________________________________________</w:t>
-      </w:r>
-    </w:p>
-    <w:p>
-      <w:r>
-        <w:t>________________________________________________________________</w:t>
-      </w:r>
-    </w:p>
-    <w:p>
-      <w:pPr>
         <w:pStyle w:val="Heading1"/>
       </w:pPr>
       <w:r>
-        <w:t>15. Visual concept journey</w:t>
-      </w:r>
-    </w:p>
-    <w:p>
-      <w:r>
-        <w:t>Explain each Typed contracts and schemas picture from its labels, then record a relevant limit.</w:t>
-      </w:r>
-    </w:p>
-    <w:p>
-      <w:pPr>
-        <w:pStyle w:val="Heading3"/>
+        <w:t>15. Reference · Six-picture response sheets</w:t>
+      </w:r>
+    </w:p>
+    <w:p>
+      <w:r>
+        <w:t>Choose the picture that helps explain the current step.</w:t>
+      </w:r>
+    </w:p>
+    <w:p>
+      <w:pPr>
+        <w:pStyle w:val="Heading2"/>
       </w:pPr>
       <w:r>
         <w:t>01. Typed contracts and schemas: the case</w:t>
@@ -2184,7 +1924,6 @@
     <w:p>
       <w:pPr>
         <w:spacing w:line="336" w:lineRule="auto" w:after="180"/>
-        <w:shd w:fill="F5F1FB"/>
       </w:pPr>
       <w:r>
         <w:rPr>
@@ -2223,7 +1962,7 @@
     </w:p>
     <w:p>
       <w:pPr>
-        <w:pStyle w:val="Heading3"/>
+        <w:pStyle w:val="Heading2"/>
       </w:pPr>
       <w:r>
         <w:t>02. Follow the deciding steps</w:t>
@@ -2279,7 +2018,6 @@
     <w:p>
       <w:pPr>
         <w:spacing w:line="336" w:lineRule="auto" w:after="180"/>
-        <w:shd w:fill="F5F1FB"/>
       </w:pPr>
       <w:r>
         <w:rPr>
@@ -2330,7 +2068,7 @@
     </w:p>
     <w:p>
       <w:pPr>
-        <w:pStyle w:val="Heading3"/>
+        <w:pStyle w:val="Heading2"/>
       </w:pPr>
       <w:r>
         <w:t>03. Typed contracts and schemas — evidence trace</w:t>
@@ -2450,7 +2188,6 @@
     <w:p>
       <w:pPr>
         <w:spacing w:line="336" w:lineRule="auto" w:after="180"/>
-        <w:shd w:fill="F5F1FB"/>
       </w:pPr>
       <w:r>
         <w:rPr>
@@ -2489,7 +2226,7 @@
     </w:p>
     <w:p>
       <w:pPr>
-        <w:pStyle w:val="Heading3"/>
+        <w:pStyle w:val="Heading2"/>
       </w:pPr>
       <w:r>
         <w:t>04. Change one thing. Trace what follows.</w:t>
@@ -2556,7 +2293,6 @@
     <w:p>
       <w:pPr>
         <w:spacing w:line="336" w:lineRule="auto" w:after="180"/>
-        <w:shd w:fill="F5F1FB"/>
       </w:pPr>
       <w:r>
         <w:rPr>
@@ -2595,7 +2331,7 @@
     </w:p>
     <w:p>
       <w:pPr>
-        <w:pStyle w:val="Heading3"/>
+        <w:pStyle w:val="Heading2"/>
       </w:pPr>
       <w:r>
         <w:t>05. Connect the explanation to its limit</w:t>
@@ -2663,7 +2399,6 @@
     <w:p>
       <w:pPr>
         <w:spacing w:line="336" w:lineRule="auto" w:after="180"/>
-        <w:shd w:fill="F5F1FB"/>
       </w:pPr>
       <w:r>
         <w:rPr>
@@ -2702,7 +2437,7 @@
     </w:p>
     <w:p>
       <w:pPr>
-        <w:pStyle w:val="Heading3"/>
+        <w:pStyle w:val="Heading2"/>
       </w:pPr>
       <w:r>
         <w:t>06. Make the idea visible in your project</w:t>
@@ -2793,7 +2528,6 @@
     <w:p>
       <w:pPr>
         <w:spacing w:line="336" w:lineRule="auto" w:after="180"/>
-        <w:shd w:fill="F5F1FB"/>
       </w:pPr>
       <w:r>
         <w:rPr>
@@ -2840,6 +2574,62 @@
     <w:p>
       <w:r>
         <w:t>________________________________________________________________</w:t>
+      </w:r>
+    </w:p>
+    <w:p>
+      <w:pPr>
+        <w:pStyle w:val="Heading2"/>
+      </w:pPr>
+      <w:r>
+        <w:t>Earlier wording, alternatives and picture transcripts · reference / check after trying</w:t>
+      </w:r>
+    </w:p>
+    <w:p>
+      <w:pPr>
+        <w:pStyle w:val="Heading3"/>
+      </w:pPr>
+      <w:r>
+        <w:t>01. Typed contracts and schemas: the case</w:t>
+      </w:r>
+    </w:p>
+    <w:p>
+      <w:pPr>
+        <w:pStyle w:val="Heading3"/>
+      </w:pPr>
+      <w:r>
+        <w:t>02. Follow the deciding steps</w:t>
+      </w:r>
+    </w:p>
+    <w:p>
+      <w:pPr>
+        <w:pStyle w:val="Heading3"/>
+      </w:pPr>
+      <w:r>
+        <w:t>03. Typed contracts and schemas — evidence trace</w:t>
+      </w:r>
+    </w:p>
+    <w:p>
+      <w:pPr>
+        <w:pStyle w:val="Heading3"/>
+      </w:pPr>
+      <w:r>
+        <w:t>04. Change one thing. Trace what follows.</w:t>
+      </w:r>
+    </w:p>
+    <w:p>
+      <w:pPr>
+        <w:pStyle w:val="Heading3"/>
+      </w:pPr>
+      <w:r>
+        <w:t>05. Connect the explanation to its limit</w:t>
+      </w:r>
+    </w:p>
+    <w:p>
+      <w:pPr>
+        <w:pStyle w:val="Heading3"/>
+      </w:pPr>
+      <w:r>
+        <w:t>06. Make the idea visible in your project</w:t>
       </w:r>
     </w:p>
     <w:sectPr>
